--- a/tree_lab_three/3lab_report.docx
+++ b/tree_lab_three/3lab_report.docx
@@ -2439,13 +2439,434 @@
         <mc:AlternateContent>
           <mc:Choice Requires="wps">
             <w:drawing>
-              <wp:anchor distT="0" distB="0" distL="114300" distR="114300" simplePos="0" relativeHeight="251664896" behindDoc="0" locked="0" layoutInCell="1" allowOverlap="1" wp14:anchorId="1EA001A8" wp14:editId="1DA37009">
+              <wp:anchor distT="0" distB="0" distL="114300" distR="114300" simplePos="0" relativeHeight="251671040" behindDoc="0" locked="0" layoutInCell="1" allowOverlap="1" wp14:anchorId="546923AA" wp14:editId="508DFF2A">
                 <wp:simplePos x="0" y="0"/>
                 <wp:positionH relativeFrom="column">
-                  <wp:posOffset>-48260</wp:posOffset>
+                  <wp:posOffset>-87630</wp:posOffset>
                 </wp:positionH>
                 <wp:positionV relativeFrom="paragraph">
-                  <wp:posOffset>8404860</wp:posOffset>
+                  <wp:posOffset>6532880</wp:posOffset>
+                </wp:positionV>
+                <wp:extent cx="6300470" cy="635"/>
+                <wp:effectExtent l="0" t="0" r="0" b="0"/>
+                <wp:wrapTopAndBottom/>
+                <wp:docPr id="11" name="Надпись 11"/>
+                <wp:cNvGraphicFramePr/>
+                <a:graphic xmlns:a="http://schemas.openxmlformats.org/drawingml/2006/main">
+                  <a:graphicData uri="http://schemas.microsoft.com/office/word/2010/wordprocessingShape">
+                    <wps:wsp>
+                      <wps:cNvSpPr txBox="1"/>
+                      <wps:spPr>
+                        <a:xfrm>
+                          <a:off x="0" y="0"/>
+                          <a:ext cx="6300470" cy="635"/>
+                        </a:xfrm>
+                        <a:prstGeom prst="rect">
+                          <a:avLst/>
+                        </a:prstGeom>
+                        <a:solidFill>
+                          <a:prstClr val="white"/>
+                        </a:solidFill>
+                        <a:ln>
+                          <a:noFill/>
+                        </a:ln>
+                      </wps:spPr>
+                      <wps:txbx>
+                        <w:txbxContent>
+                          <w:p>
+                            <w:pPr>
+                              <w:pStyle w:val="af5"/>
+                              <w:jc w:val="center"/>
+                              <w:rPr>
+                                <w:rFonts w:ascii="Times New Roman" w:eastAsia="Times New Roman" w:hAnsi="Times New Roman" w:cs="Times New Roman"/>
+                                <w:b w:val="0"/>
+                                <w:color w:val="auto"/>
+                                <w:sz w:val="28"/>
+                                <w:szCs w:val="28"/>
+                                <w:lang w:val="ru-RU"/>
+                              </w:rPr>
+                            </w:pPr>
+                            <w:r>
+                              <w:rPr>
+                                <w:rFonts w:ascii="Times New Roman" w:hAnsi="Times New Roman" w:cs="Times New Roman"/>
+                                <w:b w:val="0"/>
+                                <w:color w:val="auto"/>
+                                <w:sz w:val="28"/>
+                                <w:szCs w:val="28"/>
+                                <w:lang w:val="ru-RU"/>
+                              </w:rPr>
+                              <w:t xml:space="preserve">Рисунок </w:t>
+                            </w:r>
+                            <w:r>
+                              <w:rPr>
+                                <w:rFonts w:ascii="Times New Roman" w:hAnsi="Times New Roman" w:cs="Times New Roman"/>
+                                <w:b w:val="0"/>
+                                <w:color w:val="auto"/>
+                                <w:sz w:val="28"/>
+                                <w:szCs w:val="28"/>
+                              </w:rPr>
+                              <w:fldChar w:fldCharType="begin"/>
+                            </w:r>
+                            <w:r>
+                              <w:rPr>
+                                <w:rFonts w:ascii="Times New Roman" w:hAnsi="Times New Roman" w:cs="Times New Roman"/>
+                                <w:b w:val="0"/>
+                                <w:color w:val="auto"/>
+                                <w:sz w:val="28"/>
+                                <w:szCs w:val="28"/>
+                                <w:lang w:val="ru-RU"/>
+                              </w:rPr>
+                              <w:instrText xml:space="preserve"> </w:instrText>
+                            </w:r>
+                            <w:r>
+                              <w:rPr>
+                                <w:rFonts w:ascii="Times New Roman" w:hAnsi="Times New Roman" w:cs="Times New Roman"/>
+                                <w:b w:val="0"/>
+                                <w:color w:val="auto"/>
+                                <w:sz w:val="28"/>
+                                <w:szCs w:val="28"/>
+                              </w:rPr>
+                              <w:instrText>SEQ</w:instrText>
+                            </w:r>
+                            <w:r>
+                              <w:rPr>
+                                <w:rFonts w:ascii="Times New Roman" w:hAnsi="Times New Roman" w:cs="Times New Roman"/>
+                                <w:b w:val="0"/>
+                                <w:color w:val="auto"/>
+                                <w:sz w:val="28"/>
+                                <w:szCs w:val="28"/>
+                                <w:lang w:val="ru-RU"/>
+                              </w:rPr>
+                              <w:instrText xml:space="preserve"> Рисунок \* </w:instrText>
+                            </w:r>
+                            <w:r>
+                              <w:rPr>
+                                <w:rFonts w:ascii="Times New Roman" w:hAnsi="Times New Roman" w:cs="Times New Roman"/>
+                                <w:b w:val="0"/>
+                                <w:color w:val="auto"/>
+                                <w:sz w:val="28"/>
+                                <w:szCs w:val="28"/>
+                              </w:rPr>
+                              <w:instrText>ARABIC</w:instrText>
+                            </w:r>
+                            <w:r>
+                              <w:rPr>
+                                <w:rFonts w:ascii="Times New Roman" w:hAnsi="Times New Roman" w:cs="Times New Roman"/>
+                                <w:b w:val="0"/>
+                                <w:color w:val="auto"/>
+                                <w:sz w:val="28"/>
+                                <w:szCs w:val="28"/>
+                                <w:lang w:val="ru-RU"/>
+                              </w:rPr>
+                              <w:instrText xml:space="preserve"> </w:instrText>
+                            </w:r>
+                            <w:r>
+                              <w:rPr>
+                                <w:rFonts w:ascii="Times New Roman" w:hAnsi="Times New Roman" w:cs="Times New Roman"/>
+                                <w:b w:val="0"/>
+                                <w:color w:val="auto"/>
+                                <w:sz w:val="28"/>
+                                <w:szCs w:val="28"/>
+                              </w:rPr>
+                              <w:fldChar w:fldCharType="separate"/>
+                            </w:r>
+                            <w:r>
+                              <w:rPr>
+                                <w:rFonts w:ascii="Times New Roman" w:hAnsi="Times New Roman" w:cs="Times New Roman"/>
+                                <w:b w:val="0"/>
+                                <w:noProof/>
+                                <w:color w:val="auto"/>
+                                <w:sz w:val="28"/>
+                                <w:szCs w:val="28"/>
+                              </w:rPr>
+                              <w:t>3</w:t>
+                            </w:r>
+                            <w:r>
+                              <w:rPr>
+                                <w:rFonts w:ascii="Times New Roman" w:hAnsi="Times New Roman" w:cs="Times New Roman"/>
+                                <w:b w:val="0"/>
+                                <w:color w:val="auto"/>
+                                <w:sz w:val="28"/>
+                                <w:szCs w:val="28"/>
+                              </w:rPr>
+                              <w:fldChar w:fldCharType="end"/>
+                            </w:r>
+                            <w:r>
+                              <w:rPr>
+                                <w:rFonts w:ascii="Times New Roman" w:hAnsi="Times New Roman" w:cs="Times New Roman"/>
+                                <w:b w:val="0"/>
+                                <w:color w:val="auto"/>
+                                <w:sz w:val="28"/>
+                                <w:szCs w:val="28"/>
+                                <w:lang w:val="ru-RU"/>
+                              </w:rPr>
+                              <w:t xml:space="preserve">. </w:t>
+                            </w:r>
+                            <w:r>
+                              <w:rPr>
+                                <w:rFonts w:ascii="Times New Roman" w:hAnsi="Times New Roman" w:cs="Times New Roman"/>
+                                <w:b w:val="0"/>
+                                <w:color w:val="auto"/>
+                                <w:sz w:val="28"/>
+                                <w:szCs w:val="28"/>
+                                <w:lang w:val="ru-RU"/>
+                              </w:rPr>
+                              <w:t>Изменение ссылок</w:t>
+                            </w:r>
+                          </w:p>
+                        </w:txbxContent>
+                      </wps:txbx>
+                      <wps:bodyPr rot="0" spcFirstLastPara="0" vertOverflow="overflow" horzOverflow="overflow" vert="horz" wrap="square" lIns="0" tIns="0" rIns="0" bIns="0" numCol="1" spcCol="0" rtlCol="0" fromWordArt="0" anchor="t" anchorCtr="0" forceAA="0" compatLnSpc="1">
+                        <a:prstTxWarp prst="textNoShape">
+                          <a:avLst/>
+                        </a:prstTxWarp>
+                        <a:spAutoFit/>
+                      </wps:bodyPr>
+                    </wps:wsp>
+                  </a:graphicData>
+                </a:graphic>
+              </wp:anchor>
+            </w:drawing>
+          </mc:Choice>
+          <mc:Fallback>
+            <w:pict>
+              <v:shape w14:anchorId="546923AA" id="Надпись 11" o:spid="_x0000_s1028" type="#_x0000_t202" style="position:absolute;left:0;text-align:left;margin-left:-6.9pt;margin-top:514.4pt;width:496.1pt;height:.05pt;z-index:251671040;visibility:visible;mso-wrap-style:square;mso-wrap-distance-left:9pt;mso-wrap-distance-top:0;mso-wrap-distance-right:9pt;mso-wrap-distance-bottom:0;mso-position-horizontal:absolute;mso-position-horizontal-relative:text;mso-position-vertical:absolute;mso-position-vertical-relative:text;v-text-anchor:top" o:gfxdata="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" stroked="f">
+                <v:textbox style="mso-fit-shape-to-text:t" inset="0,0,0,0">
+                  <w:txbxContent>
+                    <w:p>
+                      <w:pPr>
+                        <w:pStyle w:val="af5"/>
+                        <w:jc w:val="center"/>
+                        <w:rPr>
+                          <w:rFonts w:ascii="Times New Roman" w:eastAsia="Times New Roman" w:hAnsi="Times New Roman" w:cs="Times New Roman"/>
+                          <w:b w:val="0"/>
+                          <w:color w:val="auto"/>
+                          <w:sz w:val="28"/>
+                          <w:szCs w:val="28"/>
+                          <w:lang w:val="ru-RU"/>
+                        </w:rPr>
+                      </w:pPr>
+                      <w:r>
+                        <w:rPr>
+                          <w:rFonts w:ascii="Times New Roman" w:hAnsi="Times New Roman" w:cs="Times New Roman"/>
+                          <w:b w:val="0"/>
+                          <w:color w:val="auto"/>
+                          <w:sz w:val="28"/>
+                          <w:szCs w:val="28"/>
+                          <w:lang w:val="ru-RU"/>
+                        </w:rPr>
+                        <w:t xml:space="preserve">Рисунок </w:t>
+                      </w:r>
+                      <w:r>
+                        <w:rPr>
+                          <w:rFonts w:ascii="Times New Roman" w:hAnsi="Times New Roman" w:cs="Times New Roman"/>
+                          <w:b w:val="0"/>
+                          <w:color w:val="auto"/>
+                          <w:sz w:val="28"/>
+                          <w:szCs w:val="28"/>
+                        </w:rPr>
+                        <w:fldChar w:fldCharType="begin"/>
+                      </w:r>
+                      <w:r>
+                        <w:rPr>
+                          <w:rFonts w:ascii="Times New Roman" w:hAnsi="Times New Roman" w:cs="Times New Roman"/>
+                          <w:b w:val="0"/>
+                          <w:color w:val="auto"/>
+                          <w:sz w:val="28"/>
+                          <w:szCs w:val="28"/>
+                          <w:lang w:val="ru-RU"/>
+                        </w:rPr>
+                        <w:instrText xml:space="preserve"> </w:instrText>
+                      </w:r>
+                      <w:r>
+                        <w:rPr>
+                          <w:rFonts w:ascii="Times New Roman" w:hAnsi="Times New Roman" w:cs="Times New Roman"/>
+                          <w:b w:val="0"/>
+                          <w:color w:val="auto"/>
+                          <w:sz w:val="28"/>
+                          <w:szCs w:val="28"/>
+                        </w:rPr>
+                        <w:instrText>SEQ</w:instrText>
+                      </w:r>
+                      <w:r>
+                        <w:rPr>
+                          <w:rFonts w:ascii="Times New Roman" w:hAnsi="Times New Roman" w:cs="Times New Roman"/>
+                          <w:b w:val="0"/>
+                          <w:color w:val="auto"/>
+                          <w:sz w:val="28"/>
+                          <w:szCs w:val="28"/>
+                          <w:lang w:val="ru-RU"/>
+                        </w:rPr>
+                        <w:instrText xml:space="preserve"> Рисунок \* </w:instrText>
+                      </w:r>
+                      <w:r>
+                        <w:rPr>
+                          <w:rFonts w:ascii="Times New Roman" w:hAnsi="Times New Roman" w:cs="Times New Roman"/>
+                          <w:b w:val="0"/>
+                          <w:color w:val="auto"/>
+                          <w:sz w:val="28"/>
+                          <w:szCs w:val="28"/>
+                        </w:rPr>
+                        <w:instrText>ARABIC</w:instrText>
+                      </w:r>
+                      <w:r>
+                        <w:rPr>
+                          <w:rFonts w:ascii="Times New Roman" w:hAnsi="Times New Roman" w:cs="Times New Roman"/>
+                          <w:b w:val="0"/>
+                          <w:color w:val="auto"/>
+                          <w:sz w:val="28"/>
+                          <w:szCs w:val="28"/>
+                          <w:lang w:val="ru-RU"/>
+                        </w:rPr>
+                        <w:instrText xml:space="preserve"> </w:instrText>
+                      </w:r>
+                      <w:r>
+                        <w:rPr>
+                          <w:rFonts w:ascii="Times New Roman" w:hAnsi="Times New Roman" w:cs="Times New Roman"/>
+                          <w:b w:val="0"/>
+                          <w:color w:val="auto"/>
+                          <w:sz w:val="28"/>
+                          <w:szCs w:val="28"/>
+                        </w:rPr>
+                        <w:fldChar w:fldCharType="separate"/>
+                      </w:r>
+                      <w:r>
+                        <w:rPr>
+                          <w:rFonts w:ascii="Times New Roman" w:hAnsi="Times New Roman" w:cs="Times New Roman"/>
+                          <w:b w:val="0"/>
+                          <w:noProof/>
+                          <w:color w:val="auto"/>
+                          <w:sz w:val="28"/>
+                          <w:szCs w:val="28"/>
+                        </w:rPr>
+                        <w:t>3</w:t>
+                      </w:r>
+                      <w:r>
+                        <w:rPr>
+                          <w:rFonts w:ascii="Times New Roman" w:hAnsi="Times New Roman" w:cs="Times New Roman"/>
+                          <w:b w:val="0"/>
+                          <w:color w:val="auto"/>
+                          <w:sz w:val="28"/>
+                          <w:szCs w:val="28"/>
+                        </w:rPr>
+                        <w:fldChar w:fldCharType="end"/>
+                      </w:r>
+                      <w:r>
+                        <w:rPr>
+                          <w:rFonts w:ascii="Times New Roman" w:hAnsi="Times New Roman" w:cs="Times New Roman"/>
+                          <w:b w:val="0"/>
+                          <w:color w:val="auto"/>
+                          <w:sz w:val="28"/>
+                          <w:szCs w:val="28"/>
+                          <w:lang w:val="ru-RU"/>
+                        </w:rPr>
+                        <w:t xml:space="preserve">. </w:t>
+                      </w:r>
+                      <w:r>
+                        <w:rPr>
+                          <w:rFonts w:ascii="Times New Roman" w:hAnsi="Times New Roman" w:cs="Times New Roman"/>
+                          <w:b w:val="0"/>
+                          <w:color w:val="auto"/>
+                          <w:sz w:val="28"/>
+                          <w:szCs w:val="28"/>
+                          <w:lang w:val="ru-RU"/>
+                        </w:rPr>
+                        <w:t>Изменение ссылок</w:t>
+                      </w:r>
+                    </w:p>
+                  </w:txbxContent>
+                </v:textbox>
+                <w10:wrap type="topAndBottom"/>
+              </v:shape>
+            </w:pict>
+          </mc:Fallback>
+        </mc:AlternateContent>
+      </w:r>
+      <w:r>
+        <w:rPr>
+          <w:rFonts w:ascii="Times New Roman" w:eastAsia="Times New Roman" w:hAnsi="Times New Roman" w:cs="Times New Roman"/>
+          <w:noProof/>
+          <w:sz w:val="28"/>
+          <w:lang w:val="ru-RU" w:eastAsia="ru-RU"/>
+        </w:rPr>
+        <w:drawing>
+          <wp:anchor distT="0" distB="0" distL="114300" distR="114300" simplePos="0" relativeHeight="251667968" behindDoc="0" locked="0" layoutInCell="1" allowOverlap="1" wp14:anchorId="614FBA81" wp14:editId="6175509D">
+            <wp:simplePos x="0" y="0"/>
+            <wp:positionH relativeFrom="column">
+              <wp:posOffset>13335</wp:posOffset>
+            </wp:positionH>
+            <wp:positionV relativeFrom="paragraph">
+              <wp:posOffset>5033010</wp:posOffset>
+            </wp:positionV>
+            <wp:extent cx="6300470" cy="1359260"/>
+            <wp:effectExtent l="0" t="0" r="5080" b="0"/>
+            <wp:wrapTopAndBottom/>
+            <wp:docPr id="9" name="Рисунок 9" descr="C:\Users\ironm\Pictures\3lab2.png"/>
+            <wp:cNvGraphicFramePr>
+              <a:graphicFrameLocks xmlns:a="http://schemas.openxmlformats.org/drawingml/2006/main" noChangeAspect="1"/>
+            </wp:cNvGraphicFramePr>
+            <a:graphic xmlns:a="http://schemas.openxmlformats.org/drawingml/2006/main">
+              <a:graphicData uri="http://schemas.openxmlformats.org/drawingml/2006/picture">
+                <pic:pic xmlns:pic="http://schemas.openxmlformats.org/drawingml/2006/picture">
+                  <pic:nvPicPr>
+                    <pic:cNvPr id="0" name="Picture 3" descr="C:\Users\ironm\Pictures\3lab2.png"/>
+                    <pic:cNvPicPr>
+                      <a:picLocks noChangeAspect="1" noChangeArrowheads="1"/>
+                    </pic:cNvPicPr>
+                  </pic:nvPicPr>
+                  <pic:blipFill>
+                    <a:blip r:embed="rId8">
+                      <a:extLst>
+                        <a:ext uri="{28A0092B-C50C-407E-A947-70E740481C1C}">
+                          <a14:useLocalDpi xmlns:a14="http://schemas.microsoft.com/office/drawing/2010/main" val="0"/>
+                        </a:ext>
+                      </a:extLst>
+                    </a:blip>
+                    <a:srcRect/>
+                    <a:stretch>
+                      <a:fillRect/>
+                    </a:stretch>
+                  </pic:blipFill>
+                  <pic:spPr bwMode="auto">
+                    <a:xfrm>
+                      <a:off x="0" y="0"/>
+                      <a:ext cx="6300470" cy="1359260"/>
+                    </a:xfrm>
+                    <a:prstGeom prst="rect">
+                      <a:avLst/>
+                    </a:prstGeom>
+                    <a:noFill/>
+                    <a:ln>
+                      <a:noFill/>
+                    </a:ln>
+                  </pic:spPr>
+                </pic:pic>
+              </a:graphicData>
+            </a:graphic>
+            <wp14:sizeRelH relativeFrom="page">
+              <wp14:pctWidth>0</wp14:pctWidth>
+            </wp14:sizeRelH>
+            <wp14:sizeRelV relativeFrom="page">
+              <wp14:pctHeight>0</wp14:pctHeight>
+            </wp14:sizeRelV>
+          </wp:anchor>
+        </w:drawing>
+      </w:r>
+      <w:r>
+        <w:rPr>
+          <w:noProof/>
+          <w:lang w:val="ru-RU" w:eastAsia="ru-RU"/>
+        </w:rPr>
+        <mc:AlternateContent>
+          <mc:Choice Requires="wps">
+            <w:drawing>
+              <wp:anchor distT="0" distB="0" distL="114300" distR="114300" simplePos="0" relativeHeight="251664896" behindDoc="0" locked="0" layoutInCell="1" allowOverlap="1" wp14:anchorId="1EA001A8" wp14:editId="619EE144">
+                <wp:simplePos x="0" y="0"/>
+                <wp:positionH relativeFrom="column">
+                  <wp:posOffset>-86360</wp:posOffset>
+                </wp:positionH>
+                <wp:positionV relativeFrom="paragraph">
+                  <wp:posOffset>4602480</wp:posOffset>
                 </wp:positionV>
                 <wp:extent cx="6300470" cy="635"/>
                 <wp:effectExtent l="0" t="0" r="0" b="0"/>
@@ -2579,8 +3000,9 @@
                                 <w:color w:val="auto"/>
                                 <w:sz w:val="28"/>
                                 <w:szCs w:val="28"/>
+                                <w:lang w:val="ru-RU"/>
                               </w:rPr>
-                              <w:t>3</w:t>
+                              <w:t>4</w:t>
                             </w:r>
                             <w:r>
                               <w:rPr>
@@ -2612,7 +3034,7 @@
                                 <w:szCs w:val="28"/>
                                 <w:lang w:val="ru-RU"/>
                               </w:rPr>
-                              <w:t xml:space="preserve">Положение указателей </w:t>
+                              <w:t>Положение указателей перед уд</w:t>
                             </w:r>
                             <w:r>
                               <w:rPr>
@@ -2623,7 +3045,18 @@
                                 <w:szCs w:val="28"/>
                                 <w:lang w:val="ru-RU"/>
                               </w:rPr>
-                              <w:t>при переходе к следующему шагу</w:t>
+                              <w:t>алением и вставкой элемента в отс</w:t>
+                            </w:r>
+                            <w:r>
+                              <w:rPr>
+                                <w:rFonts w:ascii="Times New Roman" w:hAnsi="Times New Roman" w:cs="Times New Roman"/>
+                                <w:b w:val="0"/>
+                                <w:color w:val="auto"/>
+                                <w:sz w:val="28"/>
+                                <w:szCs w:val="28"/>
+                                <w:lang w:val="ru-RU"/>
+                              </w:rPr>
+                              <w:t>ортированную часть списка</w:t>
                             </w:r>
                           </w:p>
                         </w:txbxContent>
@@ -2642,7 +3075,7 @@
           </mc:Choice>
           <mc:Fallback>
             <w:pict>
-              <v:shape w14:anchorId="1EA001A8" id="Надпись 8" o:spid="_x0000_s1028" type="#_x0000_t202" style="position:absolute;left:0;text-align:left;margin-left:-3.8pt;margin-top:661.8pt;width:496.1pt;height:.05pt;z-index:251664896;visibility:visible;mso-wrap-style:square;mso-wrap-distance-left:9pt;mso-wrap-distance-top:0;mso-wrap-distance-right:9pt;mso-wrap-distance-bottom:0;mso-position-horizontal:absolute;mso-position-horizontal-relative:text;mso-position-vertical:absolute;mso-position-vertical-relative:text;v-text-anchor:top" o:gfxdata="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" stroked="f">
+              <v:shape w14:anchorId="1EA001A8" id="Надпись 8" o:spid="_x0000_s1029" type="#_x0000_t202" style="position:absolute;left:0;text-align:left;margin-left:-6.8pt;margin-top:362.4pt;width:496.1pt;height:.05pt;z-index:251664896;visibility:visible;mso-wrap-style:square;mso-wrap-distance-left:9pt;mso-wrap-distance-top:0;mso-wrap-distance-right:9pt;mso-wrap-distance-bottom:0;mso-position-horizontal:absolute;mso-position-horizontal-relative:text;mso-position-vertical:absolute;mso-position-vertical-relative:text;v-text-anchor:top" o:gfxdata="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" stroked="f">
                 <v:textbox style="mso-fit-shape-to-text:t" inset="0,0,0,0">
                   <w:txbxContent>
                     <w:p>
@@ -2751,390 +3184,7 @@
                           <w:color w:val="auto"/>
                           <w:sz w:val="28"/>
                           <w:szCs w:val="28"/>
-                        </w:rPr>
-                        <w:t>3</w:t>
-                      </w:r>
-                      <w:r>
-                        <w:rPr>
-                          <w:rFonts w:ascii="Times New Roman" w:hAnsi="Times New Roman" w:cs="Times New Roman"/>
-                          <w:b w:val="0"/>
-                          <w:color w:val="auto"/>
-                          <w:sz w:val="28"/>
-                          <w:szCs w:val="28"/>
-                        </w:rPr>
-                        <w:fldChar w:fldCharType="end"/>
-                      </w:r>
-                      <w:r>
-                        <w:rPr>
-                          <w:rFonts w:ascii="Times New Roman" w:hAnsi="Times New Roman" w:cs="Times New Roman"/>
-                          <w:b w:val="0"/>
-                          <w:color w:val="auto"/>
-                          <w:sz w:val="28"/>
-                          <w:szCs w:val="28"/>
                           <w:lang w:val="ru-RU"/>
-                        </w:rPr>
-                        <w:t xml:space="preserve">. </w:t>
-                      </w:r>
-                      <w:r>
-                        <w:rPr>
-                          <w:rFonts w:ascii="Times New Roman" w:hAnsi="Times New Roman" w:cs="Times New Roman"/>
-                          <w:b w:val="0"/>
-                          <w:color w:val="auto"/>
-                          <w:sz w:val="28"/>
-                          <w:szCs w:val="28"/>
-                          <w:lang w:val="ru-RU"/>
-                        </w:rPr>
-                        <w:t xml:space="preserve">Положение указателей </w:t>
-                      </w:r>
-                      <w:r>
-                        <w:rPr>
-                          <w:rFonts w:ascii="Times New Roman" w:hAnsi="Times New Roman" w:cs="Times New Roman"/>
-                          <w:b w:val="0"/>
-                          <w:color w:val="auto"/>
-                          <w:sz w:val="28"/>
-                          <w:szCs w:val="28"/>
-                          <w:lang w:val="ru-RU"/>
-                        </w:rPr>
-                        <w:t>при переходе к следующему шагу</w:t>
-                      </w:r>
-                    </w:p>
-                  </w:txbxContent>
-                </v:textbox>
-                <w10:wrap type="topAndBottom"/>
-              </v:shape>
-            </w:pict>
-          </mc:Fallback>
-        </mc:AlternateContent>
-      </w:r>
-      <w:r>
-        <w:rPr>
-          <w:noProof/>
-          <w:lang w:val="ru-RU" w:eastAsia="ru-RU"/>
-        </w:rPr>
-        <mc:AlternateContent>
-          <mc:Choice Requires="wps">
-            <w:drawing>
-              <wp:anchor distT="0" distB="0" distL="114300" distR="114300" simplePos="0" relativeHeight="251671040" behindDoc="0" locked="0" layoutInCell="1" allowOverlap="1" wp14:anchorId="546923AA" wp14:editId="5DA75A8A">
-                <wp:simplePos x="0" y="0"/>
-                <wp:positionH relativeFrom="column">
-                  <wp:posOffset>-49530</wp:posOffset>
-                </wp:positionH>
-                <wp:positionV relativeFrom="paragraph">
-                  <wp:posOffset>4556760</wp:posOffset>
-                </wp:positionV>
-                <wp:extent cx="6300470" cy="635"/>
-                <wp:effectExtent l="0" t="0" r="0" b="0"/>
-                <wp:wrapTopAndBottom/>
-                <wp:docPr id="11" name="Надпись 11"/>
-                <wp:cNvGraphicFramePr/>
-                <a:graphic xmlns:a="http://schemas.openxmlformats.org/drawingml/2006/main">
-                  <a:graphicData uri="http://schemas.microsoft.com/office/word/2010/wordprocessingShape">
-                    <wps:wsp>
-                      <wps:cNvSpPr txBox="1"/>
-                      <wps:spPr>
-                        <a:xfrm>
-                          <a:off x="0" y="0"/>
-                          <a:ext cx="6300470" cy="635"/>
-                        </a:xfrm>
-                        <a:prstGeom prst="rect">
-                          <a:avLst/>
-                        </a:prstGeom>
-                        <a:solidFill>
-                          <a:prstClr val="white"/>
-                        </a:solidFill>
-                        <a:ln>
-                          <a:noFill/>
-                        </a:ln>
-                      </wps:spPr>
-                      <wps:txbx>
-                        <w:txbxContent>
-                          <w:p>
-                            <w:pPr>
-                              <w:pStyle w:val="af5"/>
-                              <w:jc w:val="center"/>
-                              <w:rPr>
-                                <w:rFonts w:ascii="Times New Roman" w:eastAsia="Times New Roman" w:hAnsi="Times New Roman" w:cs="Times New Roman"/>
-                                <w:b w:val="0"/>
-                                <w:color w:val="auto"/>
-                                <w:sz w:val="28"/>
-                                <w:szCs w:val="28"/>
-                                <w:lang w:val="ru-RU"/>
-                              </w:rPr>
-                            </w:pPr>
-                            <w:r>
-                              <w:rPr>
-                                <w:rFonts w:ascii="Times New Roman" w:hAnsi="Times New Roman" w:cs="Times New Roman"/>
-                                <w:b w:val="0"/>
-                                <w:color w:val="auto"/>
-                                <w:sz w:val="28"/>
-                                <w:szCs w:val="28"/>
-                                <w:lang w:val="ru-RU"/>
-                              </w:rPr>
-                              <w:t xml:space="preserve">Рисунок </w:t>
-                            </w:r>
-                            <w:r>
-                              <w:rPr>
-                                <w:rFonts w:ascii="Times New Roman" w:hAnsi="Times New Roman" w:cs="Times New Roman"/>
-                                <w:b w:val="0"/>
-                                <w:color w:val="auto"/>
-                                <w:sz w:val="28"/>
-                                <w:szCs w:val="28"/>
-                              </w:rPr>
-                              <w:fldChar w:fldCharType="begin"/>
-                            </w:r>
-                            <w:r>
-                              <w:rPr>
-                                <w:rFonts w:ascii="Times New Roman" w:hAnsi="Times New Roman" w:cs="Times New Roman"/>
-                                <w:b w:val="0"/>
-                                <w:color w:val="auto"/>
-                                <w:sz w:val="28"/>
-                                <w:szCs w:val="28"/>
-                                <w:lang w:val="ru-RU"/>
-                              </w:rPr>
-                              <w:instrText xml:space="preserve"> </w:instrText>
-                            </w:r>
-                            <w:r>
-                              <w:rPr>
-                                <w:rFonts w:ascii="Times New Roman" w:hAnsi="Times New Roman" w:cs="Times New Roman"/>
-                                <w:b w:val="0"/>
-                                <w:color w:val="auto"/>
-                                <w:sz w:val="28"/>
-                                <w:szCs w:val="28"/>
-                              </w:rPr>
-                              <w:instrText>SEQ</w:instrText>
-                            </w:r>
-                            <w:r>
-                              <w:rPr>
-                                <w:rFonts w:ascii="Times New Roman" w:hAnsi="Times New Roman" w:cs="Times New Roman"/>
-                                <w:b w:val="0"/>
-                                <w:color w:val="auto"/>
-                                <w:sz w:val="28"/>
-                                <w:szCs w:val="28"/>
-                                <w:lang w:val="ru-RU"/>
-                              </w:rPr>
-                              <w:instrText xml:space="preserve"> Рисунок \* </w:instrText>
-                            </w:r>
-                            <w:r>
-                              <w:rPr>
-                                <w:rFonts w:ascii="Times New Roman" w:hAnsi="Times New Roman" w:cs="Times New Roman"/>
-                                <w:b w:val="0"/>
-                                <w:color w:val="auto"/>
-                                <w:sz w:val="28"/>
-                                <w:szCs w:val="28"/>
-                              </w:rPr>
-                              <w:instrText>ARABIC</w:instrText>
-                            </w:r>
-                            <w:r>
-                              <w:rPr>
-                                <w:rFonts w:ascii="Times New Roman" w:hAnsi="Times New Roman" w:cs="Times New Roman"/>
-                                <w:b w:val="0"/>
-                                <w:color w:val="auto"/>
-                                <w:sz w:val="28"/>
-                                <w:szCs w:val="28"/>
-                                <w:lang w:val="ru-RU"/>
-                              </w:rPr>
-                              <w:instrText xml:space="preserve"> </w:instrText>
-                            </w:r>
-                            <w:r>
-                              <w:rPr>
-                                <w:rFonts w:ascii="Times New Roman" w:hAnsi="Times New Roman" w:cs="Times New Roman"/>
-                                <w:b w:val="0"/>
-                                <w:color w:val="auto"/>
-                                <w:sz w:val="28"/>
-                                <w:szCs w:val="28"/>
-                              </w:rPr>
-                              <w:fldChar w:fldCharType="separate"/>
-                            </w:r>
-                            <w:r>
-                              <w:rPr>
-                                <w:rFonts w:ascii="Times New Roman" w:hAnsi="Times New Roman" w:cs="Times New Roman"/>
-                                <w:b w:val="0"/>
-                                <w:noProof/>
-                                <w:color w:val="auto"/>
-                                <w:sz w:val="28"/>
-                                <w:szCs w:val="28"/>
-                              </w:rPr>
-                              <w:t>4</w:t>
-                            </w:r>
-                            <w:r>
-                              <w:rPr>
-                                <w:rFonts w:ascii="Times New Roman" w:hAnsi="Times New Roman" w:cs="Times New Roman"/>
-                                <w:b w:val="0"/>
-                                <w:color w:val="auto"/>
-                                <w:sz w:val="28"/>
-                                <w:szCs w:val="28"/>
-                              </w:rPr>
-                              <w:fldChar w:fldCharType="end"/>
-                            </w:r>
-                            <w:r>
-                              <w:rPr>
-                                <w:rFonts w:ascii="Times New Roman" w:hAnsi="Times New Roman" w:cs="Times New Roman"/>
-                                <w:b w:val="0"/>
-                                <w:color w:val="auto"/>
-                                <w:sz w:val="28"/>
-                                <w:szCs w:val="28"/>
-                                <w:lang w:val="ru-RU"/>
-                              </w:rPr>
-                              <w:t xml:space="preserve">. </w:t>
-                            </w:r>
-                            <w:r>
-                              <w:rPr>
-                                <w:rFonts w:ascii="Times New Roman" w:hAnsi="Times New Roman" w:cs="Times New Roman"/>
-                                <w:b w:val="0"/>
-                                <w:color w:val="auto"/>
-                                <w:sz w:val="28"/>
-                                <w:szCs w:val="28"/>
-                                <w:lang w:val="ru-RU"/>
-                              </w:rPr>
-                              <w:t>Положение указателей перед уд</w:t>
-                            </w:r>
-                            <w:r>
-                              <w:rPr>
-                                <w:rFonts w:ascii="Times New Roman" w:hAnsi="Times New Roman" w:cs="Times New Roman"/>
-                                <w:b w:val="0"/>
-                                <w:color w:val="auto"/>
-                                <w:sz w:val="28"/>
-                                <w:szCs w:val="28"/>
-                                <w:lang w:val="ru-RU"/>
-                              </w:rPr>
-                              <w:t>аление и вставкой элемента в отс</w:t>
-                            </w:r>
-                            <w:r>
-                              <w:rPr>
-                                <w:rFonts w:ascii="Times New Roman" w:hAnsi="Times New Roman" w:cs="Times New Roman"/>
-                                <w:b w:val="0"/>
-                                <w:color w:val="auto"/>
-                                <w:sz w:val="28"/>
-                                <w:szCs w:val="28"/>
-                                <w:lang w:val="ru-RU"/>
-                              </w:rPr>
-                              <w:t>ортированную часть списка</w:t>
-                            </w:r>
-                          </w:p>
-                        </w:txbxContent>
-                      </wps:txbx>
-                      <wps:bodyPr rot="0" spcFirstLastPara="0" vertOverflow="overflow" horzOverflow="overflow" vert="horz" wrap="square" lIns="0" tIns="0" rIns="0" bIns="0" numCol="1" spcCol="0" rtlCol="0" fromWordArt="0" anchor="t" anchorCtr="0" forceAA="0" compatLnSpc="1">
-                        <a:prstTxWarp prst="textNoShape">
-                          <a:avLst/>
-                        </a:prstTxWarp>
-                        <a:spAutoFit/>
-                      </wps:bodyPr>
-                    </wps:wsp>
-                  </a:graphicData>
-                </a:graphic>
-              </wp:anchor>
-            </w:drawing>
-          </mc:Choice>
-          <mc:Fallback>
-            <w:pict>
-              <v:shape w14:anchorId="546923AA" id="Надпись 11" o:spid="_x0000_s1029" type="#_x0000_t202" style="position:absolute;left:0;text-align:left;margin-left:-3.9pt;margin-top:358.8pt;width:496.1pt;height:.05pt;z-index:251671040;visibility:visible;mso-wrap-style:square;mso-wrap-distance-left:9pt;mso-wrap-distance-top:0;mso-wrap-distance-right:9pt;mso-wrap-distance-bottom:0;mso-position-horizontal:absolute;mso-position-horizontal-relative:text;mso-position-vertical:absolute;mso-position-vertical-relative:text;v-text-anchor:top" o:gfxdata="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" stroked="f">
-                <v:textbox style="mso-fit-shape-to-text:t" inset="0,0,0,0">
-                  <w:txbxContent>
-                    <w:p>
-                      <w:pPr>
-                        <w:pStyle w:val="af5"/>
-                        <w:jc w:val="center"/>
-                        <w:rPr>
-                          <w:rFonts w:ascii="Times New Roman" w:eastAsia="Times New Roman" w:hAnsi="Times New Roman" w:cs="Times New Roman"/>
-                          <w:b w:val="0"/>
-                          <w:color w:val="auto"/>
-                          <w:sz w:val="28"/>
-                          <w:szCs w:val="28"/>
-                          <w:lang w:val="ru-RU"/>
-                        </w:rPr>
-                      </w:pPr>
-                      <w:r>
-                        <w:rPr>
-                          <w:rFonts w:ascii="Times New Roman" w:hAnsi="Times New Roman" w:cs="Times New Roman"/>
-                          <w:b w:val="0"/>
-                          <w:color w:val="auto"/>
-                          <w:sz w:val="28"/>
-                          <w:szCs w:val="28"/>
-                          <w:lang w:val="ru-RU"/>
-                        </w:rPr>
-                        <w:t xml:space="preserve">Рисунок </w:t>
-                      </w:r>
-                      <w:r>
-                        <w:rPr>
-                          <w:rFonts w:ascii="Times New Roman" w:hAnsi="Times New Roman" w:cs="Times New Roman"/>
-                          <w:b w:val="0"/>
-                          <w:color w:val="auto"/>
-                          <w:sz w:val="28"/>
-                          <w:szCs w:val="28"/>
-                        </w:rPr>
-                        <w:fldChar w:fldCharType="begin"/>
-                      </w:r>
-                      <w:r>
-                        <w:rPr>
-                          <w:rFonts w:ascii="Times New Roman" w:hAnsi="Times New Roman" w:cs="Times New Roman"/>
-                          <w:b w:val="0"/>
-                          <w:color w:val="auto"/>
-                          <w:sz w:val="28"/>
-                          <w:szCs w:val="28"/>
-                          <w:lang w:val="ru-RU"/>
-                        </w:rPr>
-                        <w:instrText xml:space="preserve"> </w:instrText>
-                      </w:r>
-                      <w:r>
-                        <w:rPr>
-                          <w:rFonts w:ascii="Times New Roman" w:hAnsi="Times New Roman" w:cs="Times New Roman"/>
-                          <w:b w:val="0"/>
-                          <w:color w:val="auto"/>
-                          <w:sz w:val="28"/>
-                          <w:szCs w:val="28"/>
-                        </w:rPr>
-                        <w:instrText>SEQ</w:instrText>
-                      </w:r>
-                      <w:r>
-                        <w:rPr>
-                          <w:rFonts w:ascii="Times New Roman" w:hAnsi="Times New Roman" w:cs="Times New Roman"/>
-                          <w:b w:val="0"/>
-                          <w:color w:val="auto"/>
-                          <w:sz w:val="28"/>
-                          <w:szCs w:val="28"/>
-                          <w:lang w:val="ru-RU"/>
-                        </w:rPr>
-                        <w:instrText xml:space="preserve"> Рисунок \* </w:instrText>
-                      </w:r>
-                      <w:r>
-                        <w:rPr>
-                          <w:rFonts w:ascii="Times New Roman" w:hAnsi="Times New Roman" w:cs="Times New Roman"/>
-                          <w:b w:val="0"/>
-                          <w:color w:val="auto"/>
-                          <w:sz w:val="28"/>
-                          <w:szCs w:val="28"/>
-                        </w:rPr>
-                        <w:instrText>ARABIC</w:instrText>
-                      </w:r>
-                      <w:r>
-                        <w:rPr>
-                          <w:rFonts w:ascii="Times New Roman" w:hAnsi="Times New Roman" w:cs="Times New Roman"/>
-                          <w:b w:val="0"/>
-                          <w:color w:val="auto"/>
-                          <w:sz w:val="28"/>
-                          <w:szCs w:val="28"/>
-                          <w:lang w:val="ru-RU"/>
-                        </w:rPr>
-                        <w:instrText xml:space="preserve"> </w:instrText>
-                      </w:r>
-                      <w:r>
-                        <w:rPr>
-                          <w:rFonts w:ascii="Times New Roman" w:hAnsi="Times New Roman" w:cs="Times New Roman"/>
-                          <w:b w:val="0"/>
-                          <w:color w:val="auto"/>
-                          <w:sz w:val="28"/>
-                          <w:szCs w:val="28"/>
-                        </w:rPr>
-                        <w:fldChar w:fldCharType="separate"/>
-                      </w:r>
-                      <w:r>
-                        <w:rPr>
-                          <w:rFonts w:ascii="Times New Roman" w:hAnsi="Times New Roman" w:cs="Times New Roman"/>
-                          <w:b w:val="0"/>
-                          <w:noProof/>
-                          <w:color w:val="auto"/>
-                          <w:sz w:val="28"/>
-                          <w:szCs w:val="28"/>
                         </w:rPr>
                         <w:t>4</w:t>
                       </w:r>
@@ -3179,7 +3229,7 @@
                           <w:szCs w:val="28"/>
                           <w:lang w:val="ru-RU"/>
                         </w:rPr>
-                        <w:t>аление и вставкой элемента в отс</w:t>
+                        <w:t>алением и вставкой элемента в отс</w:t>
                       </w:r>
                       <w:r>
                         <w:rPr>
@@ -3209,18 +3259,18 @@
           <w:lang w:val="ru-RU" w:eastAsia="ru-RU"/>
         </w:rPr>
         <w:drawing>
-          <wp:anchor distT="0" distB="0" distL="114300" distR="114300" simplePos="0" relativeHeight="251670016" behindDoc="0" locked="0" layoutInCell="1" allowOverlap="1" wp14:anchorId="3F92BCC0" wp14:editId="6FDA62F4">
+          <wp:anchor distT="0" distB="0" distL="114300" distR="114300" simplePos="0" relativeHeight="251650560" behindDoc="0" locked="0" layoutInCell="1" allowOverlap="1" wp14:anchorId="27A85BCA" wp14:editId="29CAE640">
             <wp:simplePos x="0" y="0"/>
             <wp:positionH relativeFrom="column">
-              <wp:posOffset>11430</wp:posOffset>
+              <wp:posOffset>-87630</wp:posOffset>
             </wp:positionH>
             <wp:positionV relativeFrom="paragraph">
-              <wp:posOffset>7052310</wp:posOffset>
+              <wp:posOffset>3501390</wp:posOffset>
             </wp:positionV>
-            <wp:extent cx="6300470" cy="1150620"/>
-            <wp:effectExtent l="0" t="0" r="5080" b="0"/>
+            <wp:extent cx="6300470" cy="982825"/>
+            <wp:effectExtent l="0" t="0" r="5080" b="8255"/>
             <wp:wrapTopAndBottom/>
-            <wp:docPr id="10" name="Рисунок 10"/>
+            <wp:docPr id="5" name="Рисунок 5" descr="C:\Users\ironm\Pictures\3lab1.png"/>
             <wp:cNvGraphicFramePr>
               <a:graphicFrameLocks xmlns:a="http://schemas.openxmlformats.org/drawingml/2006/main" noChangeAspect="1"/>
             </wp:cNvGraphicFramePr>
@@ -3228,70 +3278,7 @@
               <a:graphicData uri="http://schemas.openxmlformats.org/drawingml/2006/picture">
                 <pic:pic xmlns:pic="http://schemas.openxmlformats.org/drawingml/2006/picture">
                   <pic:nvPicPr>
-                    <pic:cNvPr id="1" name=""/>
-                    <pic:cNvPicPr/>
-                  </pic:nvPicPr>
-                  <pic:blipFill>
-                    <a:blip r:embed="rId8">
-                      <a:extLst>
-                        <a:ext uri="{28A0092B-C50C-407E-A947-70E740481C1C}">
-                          <a14:useLocalDpi xmlns:a14="http://schemas.microsoft.com/office/drawing/2010/main" val="0"/>
-                        </a:ext>
-                      </a:extLst>
-                    </a:blip>
-                    <a:stretch>
-                      <a:fillRect/>
-                    </a:stretch>
-                  </pic:blipFill>
-                  <pic:spPr>
-                    <a:xfrm>
-                      <a:off x="0" y="0"/>
-                      <a:ext cx="6300470" cy="1150620"/>
-                    </a:xfrm>
-                    <a:prstGeom prst="rect">
-                      <a:avLst/>
-                    </a:prstGeom>
-                  </pic:spPr>
-                </pic:pic>
-              </a:graphicData>
-            </a:graphic>
-            <wp14:sizeRelH relativeFrom="page">
-              <wp14:pctWidth>0</wp14:pctWidth>
-            </wp14:sizeRelH>
-            <wp14:sizeRelV relativeFrom="page">
-              <wp14:pctHeight>0</wp14:pctHeight>
-            </wp14:sizeRelV>
-          </wp:anchor>
-        </w:drawing>
-      </w:r>
-      <w:r>
-        <w:rPr>
-          <w:rFonts w:ascii="Times New Roman" w:eastAsia="Times New Roman" w:hAnsi="Times New Roman" w:cs="Times New Roman"/>
-          <w:noProof/>
-          <w:sz w:val="28"/>
-          <w:lang w:val="ru-RU" w:eastAsia="ru-RU"/>
-        </w:rPr>
-        <w:drawing>
-          <wp:anchor distT="0" distB="0" distL="114300" distR="114300" simplePos="0" relativeHeight="251667968" behindDoc="0" locked="0" layoutInCell="1" allowOverlap="1" wp14:anchorId="614FBA81" wp14:editId="7B23789E">
-            <wp:simplePos x="0" y="0"/>
-            <wp:positionH relativeFrom="column">
-              <wp:posOffset>13335</wp:posOffset>
-            </wp:positionH>
-            <wp:positionV relativeFrom="paragraph">
-              <wp:posOffset>5177790</wp:posOffset>
-            </wp:positionV>
-            <wp:extent cx="6300470" cy="1359260"/>
-            <wp:effectExtent l="0" t="0" r="5080" b="0"/>
-            <wp:wrapTopAndBottom/>
-            <wp:docPr id="9" name="Рисунок 9" descr="C:\Users\ironm\Pictures\3lab2.png"/>
-            <wp:cNvGraphicFramePr>
-              <a:graphicFrameLocks xmlns:a="http://schemas.openxmlformats.org/drawingml/2006/main" noChangeAspect="1"/>
-            </wp:cNvGraphicFramePr>
-            <a:graphic xmlns:a="http://schemas.openxmlformats.org/drawingml/2006/main">
-              <a:graphicData uri="http://schemas.openxmlformats.org/drawingml/2006/picture">
-                <pic:pic xmlns:pic="http://schemas.openxmlformats.org/drawingml/2006/picture">
-                  <pic:nvPicPr>
-                    <pic:cNvPr id="0" name="Picture 3" descr="C:\Users\ironm\Pictures\3lab2.png"/>
+                    <pic:cNvPr id="0" name="Picture 1" descr="C:\Users\ironm\Pictures\3lab1.png"/>
                     <pic:cNvPicPr>
                       <a:picLocks noChangeAspect="1" noChangeArrowheads="1"/>
                     </pic:cNvPicPr>
@@ -3312,7 +3299,7 @@
                   <pic:spPr bwMode="auto">
                     <a:xfrm>
                       <a:off x="0" y="0"/>
-                      <a:ext cx="6300470" cy="1359260"/>
+                      <a:ext cx="6300470" cy="982825"/>
                     </a:xfrm>
                     <a:prstGeom prst="rect">
                       <a:avLst/>
@@ -3325,30 +3312,387 @@
                 </pic:pic>
               </a:graphicData>
             </a:graphic>
-            <wp14:sizeRelH relativeFrom="page">
-              <wp14:pctWidth>0</wp14:pctWidth>
-            </wp14:sizeRelH>
-            <wp14:sizeRelV relativeFrom="page">
-              <wp14:pctHeight>0</wp14:pctHeight>
-            </wp14:sizeRelV>
           </wp:anchor>
         </w:drawing>
       </w:r>
       <w:r>
         <w:rPr>
+          <w:rFonts w:ascii="Times New Roman" w:eastAsia="Times New Roman" w:hAnsi="Times New Roman" w:cs="Times New Roman"/>
+          <w:sz w:val="28"/>
+          <w:lang w:val="ru-RU"/>
+        </w:rPr>
+        <w:t xml:space="preserve">Указатель </w:t>
+      </w:r>
+      <w:r>
+        <w:rPr>
+          <w:rFonts w:ascii="Times New Roman" w:eastAsia="Times New Roman" w:hAnsi="Times New Roman" w:cs="Times New Roman"/>
+          <w:b/>
+          <w:sz w:val="28"/>
+        </w:rPr>
+        <w:t>last</w:t>
+      </w:r>
+      <w:r>
+        <w:rPr>
+          <w:rFonts w:ascii="Times New Roman" w:eastAsia="Times New Roman" w:hAnsi="Times New Roman" w:cs="Times New Roman"/>
+          <w:b/>
+          <w:sz w:val="28"/>
+          <w:lang w:val="ru-RU"/>
+        </w:rPr>
+        <w:t>_</w:t>
+      </w:r>
+      <w:r>
+        <w:rPr>
+          <w:rFonts w:ascii="Times New Roman" w:eastAsia="Times New Roman" w:hAnsi="Times New Roman" w:cs="Times New Roman"/>
+          <w:b/>
+          <w:sz w:val="28"/>
+        </w:rPr>
+        <w:t>sorted</w:t>
+      </w:r>
+      <w:r>
+        <w:rPr>
+          <w:rFonts w:ascii="Times New Roman" w:eastAsia="Times New Roman" w:hAnsi="Times New Roman" w:cs="Times New Roman"/>
+          <w:sz w:val="28"/>
+          <w:lang w:val="ru-RU"/>
+        </w:rPr>
+        <w:t xml:space="preserve"> </w:t>
+      </w:r>
+      <w:r>
+        <w:rPr>
+          <w:rFonts w:ascii="Times New Roman" w:eastAsia="Times New Roman" w:hAnsi="Times New Roman" w:cs="Times New Roman"/>
+          <w:sz w:val="28"/>
+          <w:lang w:val="ru-RU"/>
+        </w:rPr>
+        <w:t xml:space="preserve">указывает на последний элемент отсортированной части линейного списка, </w:t>
+      </w:r>
+      <w:r>
+        <w:rPr>
+          <w:rFonts w:ascii="Times New Roman" w:eastAsia="Times New Roman" w:hAnsi="Times New Roman" w:cs="Times New Roman"/>
+          <w:b/>
+          <w:sz w:val="28"/>
+        </w:rPr>
+        <w:t>current</w:t>
+      </w:r>
+      <w:r>
+        <w:rPr>
+          <w:rFonts w:ascii="Times New Roman" w:eastAsia="Times New Roman" w:hAnsi="Times New Roman" w:cs="Times New Roman"/>
+          <w:sz w:val="28"/>
+          <w:lang w:val="ru-RU"/>
+        </w:rPr>
+        <w:t xml:space="preserve"> </w:t>
+      </w:r>
+      <w:r>
+        <w:rPr>
+          <w:rFonts w:ascii="Times New Roman" w:eastAsia="Times New Roman" w:hAnsi="Times New Roman" w:cs="Times New Roman"/>
+          <w:sz w:val="28"/>
+          <w:lang w:val="ru-RU"/>
+        </w:rPr>
+        <w:t>–</w:t>
+      </w:r>
+      <w:r>
+        <w:rPr>
+          <w:rFonts w:ascii="Times New Roman" w:eastAsia="Times New Roman" w:hAnsi="Times New Roman" w:cs="Times New Roman"/>
+          <w:sz w:val="28"/>
+          <w:lang w:val="ru-RU"/>
+        </w:rPr>
+        <w:t xml:space="preserve"> </w:t>
+      </w:r>
+      <w:r>
+        <w:rPr>
+          <w:rFonts w:ascii="Times New Roman" w:eastAsia="Times New Roman" w:hAnsi="Times New Roman" w:cs="Times New Roman"/>
+          <w:sz w:val="28"/>
+          <w:lang w:val="ru-RU"/>
+        </w:rPr>
+        <w:t xml:space="preserve">на элемент неотсортированной части линейного списка, которому нужно найти место в отсортированной части. Так как в линейном списке нельзя напрямую обратиться по индексу к элементам, необходим ещё один указатель – </w:t>
+      </w:r>
+      <w:r>
+        <w:rPr>
+          <w:rFonts w:ascii="Times New Roman" w:eastAsia="Times New Roman" w:hAnsi="Times New Roman" w:cs="Times New Roman"/>
+          <w:b/>
+          <w:sz w:val="28"/>
+        </w:rPr>
+        <w:t>temp</w:t>
+      </w:r>
+      <w:r>
+        <w:rPr>
+          <w:rFonts w:ascii="Times New Roman" w:eastAsia="Times New Roman" w:hAnsi="Times New Roman" w:cs="Times New Roman"/>
+          <w:sz w:val="28"/>
+          <w:lang w:val="ru-RU"/>
+        </w:rPr>
+        <w:t>,</w:t>
+      </w:r>
+      <w:r>
+        <w:rPr>
+          <w:rFonts w:ascii="Times New Roman" w:eastAsia="Times New Roman" w:hAnsi="Times New Roman" w:cs="Times New Roman"/>
+          <w:sz w:val="28"/>
+          <w:lang w:val="ru-RU"/>
+        </w:rPr>
+        <w:t xml:space="preserve"> изначально указывающий на первый элемент отсортированной части, затем передвигаемый до момента, пока не найдётся место для числа </w:t>
+      </w:r>
+      <w:r>
+        <w:rPr>
+          <w:rFonts w:ascii="Times New Roman" w:eastAsia="Times New Roman" w:hAnsi="Times New Roman" w:cs="Times New Roman"/>
+          <w:b/>
+          <w:sz w:val="28"/>
+        </w:rPr>
+        <w:t>current</w:t>
+      </w:r>
+      <w:r>
+        <w:rPr>
+          <w:rFonts w:ascii="Times New Roman" w:eastAsia="Times New Roman" w:hAnsi="Times New Roman" w:cs="Times New Roman"/>
+          <w:sz w:val="28"/>
+          <w:lang w:val="ru-RU"/>
+        </w:rPr>
+        <w:t xml:space="preserve">, либо не закончится отсортированная часть. </w:t>
+      </w:r>
+      <w:r>
+        <w:rPr>
+          <w:rFonts w:ascii="Times New Roman" w:eastAsia="Times New Roman" w:hAnsi="Times New Roman" w:cs="Times New Roman"/>
+          <w:b/>
+          <w:sz w:val="28"/>
+        </w:rPr>
+        <w:t>Prev</w:t>
+      </w:r>
+      <w:r>
+        <w:rPr>
+          <w:rFonts w:ascii="Times New Roman" w:eastAsia="Times New Roman" w:hAnsi="Times New Roman" w:cs="Times New Roman"/>
+          <w:b/>
+          <w:sz w:val="28"/>
+          <w:lang w:val="ru-RU"/>
+        </w:rPr>
+        <w:t>_</w:t>
+      </w:r>
+      <w:r>
+        <w:rPr>
+          <w:rFonts w:ascii="Times New Roman" w:eastAsia="Times New Roman" w:hAnsi="Times New Roman" w:cs="Times New Roman"/>
+          <w:b/>
+          <w:sz w:val="28"/>
+        </w:rPr>
+        <w:t>temp</w:t>
+      </w:r>
+      <w:r>
+        <w:rPr>
+          <w:rFonts w:ascii="Times New Roman" w:eastAsia="Times New Roman" w:hAnsi="Times New Roman" w:cs="Times New Roman"/>
+          <w:sz w:val="28"/>
+          <w:lang w:val="ru-RU"/>
+        </w:rPr>
+        <w:t xml:space="preserve"> </w:t>
+      </w:r>
+      <w:r>
+        <w:rPr>
+          <w:rFonts w:ascii="Times New Roman" w:eastAsia="Times New Roman" w:hAnsi="Times New Roman" w:cs="Times New Roman"/>
+          <w:sz w:val="28"/>
+          <w:lang w:val="ru-RU"/>
+        </w:rPr>
+        <w:t xml:space="preserve">нужен для изменения ссылки на следующий элемент при вставке, а в указатель </w:t>
+      </w:r>
+      <w:r>
+        <w:rPr>
+          <w:rFonts w:ascii="Times New Roman" w:eastAsia="Times New Roman" w:hAnsi="Times New Roman" w:cs="Times New Roman"/>
+          <w:b/>
+          <w:sz w:val="28"/>
+        </w:rPr>
+        <w:t>swap</w:t>
+      </w:r>
+      <w:r>
+        <w:rPr>
+          <w:rFonts w:ascii="Times New Roman" w:eastAsia="Times New Roman" w:hAnsi="Times New Roman" w:cs="Times New Roman"/>
+          <w:sz w:val="28"/>
+          <w:lang w:val="ru-RU"/>
+        </w:rPr>
+        <w:t xml:space="preserve"> </w:t>
+      </w:r>
+      <w:r>
+        <w:rPr>
+          <w:rFonts w:ascii="Times New Roman" w:eastAsia="Times New Roman" w:hAnsi="Times New Roman" w:cs="Times New Roman"/>
+          <w:sz w:val="28"/>
+          <w:lang w:val="ru-RU"/>
+        </w:rPr>
+        <w:t xml:space="preserve">временно записывается значение ссылки </w:t>
+      </w:r>
+      <w:r>
+        <w:rPr>
+          <w:rFonts w:ascii="Times New Roman" w:eastAsia="Times New Roman" w:hAnsi="Times New Roman" w:cs="Times New Roman"/>
+          <w:sz w:val="28"/>
+        </w:rPr>
+        <w:t>current</w:t>
+      </w:r>
+      <w:r>
+        <w:rPr>
+          <w:rFonts w:ascii="Times New Roman" w:eastAsia="Times New Roman" w:hAnsi="Times New Roman" w:cs="Times New Roman"/>
+          <w:sz w:val="28"/>
+          <w:lang w:val="ru-RU"/>
+        </w:rPr>
+        <w:t>-&gt;</w:t>
+      </w:r>
+      <w:r>
+        <w:rPr>
+          <w:rFonts w:ascii="Times New Roman" w:eastAsia="Times New Roman" w:hAnsi="Times New Roman" w:cs="Times New Roman"/>
+          <w:sz w:val="28"/>
+        </w:rPr>
+        <w:t>next</w:t>
+      </w:r>
+      <w:r>
+        <w:rPr>
+          <w:rFonts w:ascii="Times New Roman" w:eastAsia="Times New Roman" w:hAnsi="Times New Roman" w:cs="Times New Roman"/>
+          <w:sz w:val="28"/>
+          <w:lang w:val="ru-RU"/>
+        </w:rPr>
+        <w:t>, чтобы успешно поменять все три ссылки.</w:t>
+      </w:r>
+      <w:r>
+        <w:rPr>
+          <w:rFonts w:ascii="Times New Roman" w:eastAsia="Times New Roman" w:hAnsi="Times New Roman" w:cs="Times New Roman"/>
+          <w:sz w:val="28"/>
+          <w:lang w:val="ru-RU"/>
+        </w:rPr>
+        <w:t xml:space="preserve"> </w:t>
+      </w:r>
+      <w:r>
+        <w:rPr>
+          <w:rFonts w:ascii="Times New Roman" w:eastAsia="Times New Roman" w:hAnsi="Times New Roman" w:cs="Times New Roman"/>
+          <w:sz w:val="28"/>
+        </w:rPr>
+        <w:t>(</w:t>
+      </w:r>
+      <w:r>
+        <w:rPr>
+          <w:rFonts w:ascii="Times New Roman" w:eastAsia="Times New Roman" w:hAnsi="Times New Roman" w:cs="Times New Roman"/>
+          <w:sz w:val="28"/>
+        </w:rPr>
+        <w:t>prev</w:t>
+      </w:r>
+      <w:r>
+        <w:rPr>
+          <w:rFonts w:ascii="Times New Roman" w:eastAsia="Times New Roman" w:hAnsi="Times New Roman" w:cs="Times New Roman"/>
+          <w:sz w:val="28"/>
+        </w:rPr>
+        <w:t>_</w:t>
+      </w:r>
+      <w:r>
+        <w:rPr>
+          <w:rFonts w:ascii="Times New Roman" w:eastAsia="Times New Roman" w:hAnsi="Times New Roman" w:cs="Times New Roman"/>
+          <w:sz w:val="28"/>
+        </w:rPr>
+        <w:t>temp</w:t>
+      </w:r>
+      <w:r>
+        <w:rPr>
+          <w:rFonts w:ascii="Times New Roman" w:eastAsia="Times New Roman" w:hAnsi="Times New Roman" w:cs="Times New Roman"/>
+          <w:sz w:val="28"/>
+        </w:rPr>
+        <w:t>-&gt;</w:t>
+      </w:r>
+      <w:r>
+        <w:rPr>
+          <w:rFonts w:ascii="Times New Roman" w:eastAsia="Times New Roman" w:hAnsi="Times New Roman" w:cs="Times New Roman"/>
+          <w:sz w:val="28"/>
+        </w:rPr>
+        <w:t>next</w:t>
+      </w:r>
+      <w:r>
+        <w:rPr>
+          <w:rFonts w:ascii="Times New Roman" w:eastAsia="Times New Roman" w:hAnsi="Times New Roman" w:cs="Times New Roman"/>
+          <w:sz w:val="28"/>
+        </w:rPr>
+        <w:t xml:space="preserve">, </w:t>
+      </w:r>
+      <w:proofErr w:type="spellStart"/>
+      <w:r>
+        <w:rPr>
+          <w:rFonts w:ascii="Times New Roman" w:eastAsia="Times New Roman" w:hAnsi="Times New Roman" w:cs="Times New Roman"/>
+          <w:sz w:val="28"/>
+        </w:rPr>
+        <w:t>last</w:t>
+      </w:r>
+      <w:r>
+        <w:rPr>
+          <w:rFonts w:ascii="Times New Roman" w:eastAsia="Times New Roman" w:hAnsi="Times New Roman" w:cs="Times New Roman"/>
+          <w:sz w:val="28"/>
+        </w:rPr>
+        <w:t>_</w:t>
+      </w:r>
+      <w:r>
+        <w:rPr>
+          <w:rFonts w:ascii="Times New Roman" w:eastAsia="Times New Roman" w:hAnsi="Times New Roman" w:cs="Times New Roman"/>
+          <w:sz w:val="28"/>
+        </w:rPr>
+        <w:t>sorted</w:t>
+      </w:r>
+      <w:proofErr w:type="spellEnd"/>
+      <w:r>
+        <w:rPr>
+          <w:rFonts w:ascii="Times New Roman" w:eastAsia="Times New Roman" w:hAnsi="Times New Roman" w:cs="Times New Roman"/>
+          <w:sz w:val="28"/>
+        </w:rPr>
+        <w:t>-&gt;</w:t>
+      </w:r>
+      <w:r>
+        <w:rPr>
+          <w:rFonts w:ascii="Times New Roman" w:eastAsia="Times New Roman" w:hAnsi="Times New Roman" w:cs="Times New Roman"/>
+          <w:sz w:val="28"/>
+        </w:rPr>
+        <w:t>next</w:t>
+      </w:r>
+      <w:r>
+        <w:rPr>
+          <w:rFonts w:ascii="Times New Roman" w:eastAsia="Times New Roman" w:hAnsi="Times New Roman" w:cs="Times New Roman"/>
+          <w:sz w:val="28"/>
+        </w:rPr>
+        <w:t xml:space="preserve">, </w:t>
+      </w:r>
+      <w:r>
+        <w:rPr>
+          <w:rFonts w:ascii="Times New Roman" w:eastAsia="Times New Roman" w:hAnsi="Times New Roman" w:cs="Times New Roman"/>
+          <w:sz w:val="28"/>
+        </w:rPr>
+        <w:t>current</w:t>
+      </w:r>
+      <w:r>
+        <w:rPr>
+          <w:rFonts w:ascii="Times New Roman" w:eastAsia="Times New Roman" w:hAnsi="Times New Roman" w:cs="Times New Roman"/>
+          <w:sz w:val="28"/>
+        </w:rPr>
+        <w:t>-&gt;</w:t>
+      </w:r>
+      <w:r>
+        <w:rPr>
+          <w:rFonts w:ascii="Times New Roman" w:eastAsia="Times New Roman" w:hAnsi="Times New Roman" w:cs="Times New Roman"/>
+          <w:sz w:val="28"/>
+        </w:rPr>
+        <w:t>next</w:t>
+      </w:r>
+      <w:r>
+        <w:rPr>
+          <w:rFonts w:ascii="Times New Roman" w:eastAsia="Times New Roman" w:hAnsi="Times New Roman" w:cs="Times New Roman"/>
+          <w:sz w:val="28"/>
+        </w:rPr>
+        <w:t>).</w:t>
+      </w:r>
+    </w:p>
+    <w:p>
+      <w:pPr>
+        <w:spacing w:line="360" w:lineRule="auto"/>
+        <w:ind w:firstLine="709"/>
+        <w:rPr>
+          <w:rFonts w:ascii="Times New Roman" w:eastAsia="Times New Roman" w:hAnsi="Times New Roman" w:cs="Times New Roman"/>
+          <w:sz w:val="28"/>
+        </w:rPr>
+      </w:pPr>
+      <w:r>
+        <w:rPr>
           <w:noProof/>
           <w:lang w:val="ru-RU" w:eastAsia="ru-RU"/>
         </w:rPr>
         <mc:AlternateContent>
           <mc:Choice Requires="wps">
             <w:drawing>
-              <wp:anchor distT="0" distB="0" distL="114300" distR="114300" simplePos="0" relativeHeight="251656704" behindDoc="0" locked="0" layoutInCell="1" allowOverlap="1" wp14:anchorId="592D9BF7" wp14:editId="384CD21F">
+              <wp:anchor distT="0" distB="0" distL="114300" distR="114300" simplePos="0" relativeHeight="251656704" behindDoc="0" locked="0" layoutInCell="1" allowOverlap="1" wp14:anchorId="592D9BF7" wp14:editId="02E7843E">
                 <wp:simplePos x="0" y="0"/>
                 <wp:positionH relativeFrom="column">
-                  <wp:posOffset>-87630</wp:posOffset>
+                  <wp:posOffset>-41910</wp:posOffset>
                 </wp:positionH>
                 <wp:positionV relativeFrom="paragraph">
-                  <wp:posOffset>6532880</wp:posOffset>
+                  <wp:posOffset>4959985</wp:posOffset>
                 </wp:positionV>
                 <wp:extent cx="6300470" cy="635"/>
                 <wp:effectExtent l="0" t="0" r="0" b="0"/>
@@ -3482,6 +3826,7 @@
                                 <w:color w:val="auto"/>
                                 <w:sz w:val="28"/>
                                 <w:szCs w:val="28"/>
+                                <w:lang w:val="ru-RU"/>
                               </w:rPr>
                               <w:t>5</w:t>
                             </w:r>
@@ -3515,7 +3860,7 @@
                                 <w:szCs w:val="28"/>
                                 <w:lang w:val="ru-RU"/>
                               </w:rPr>
-                              <w:t>Изменение ссылок</w:t>
+                              <w:t>При переходе к следующему шагу</w:t>
                             </w:r>
                           </w:p>
                         </w:txbxContent>
@@ -3534,7 +3879,7 @@
           </mc:Choice>
           <mc:Fallback>
             <w:pict>
-              <v:shape w14:anchorId="592D9BF7" id="Надпись 6" o:spid="_x0000_s1030" type="#_x0000_t202" style="position:absolute;left:0;text-align:left;margin-left:-6.9pt;margin-top:514.4pt;width:496.1pt;height:.05pt;z-index:251656704;visibility:visible;mso-wrap-style:square;mso-wrap-distance-left:9pt;mso-wrap-distance-top:0;mso-wrap-distance-right:9pt;mso-wrap-distance-bottom:0;mso-position-horizontal:absolute;mso-position-horizontal-relative:text;mso-position-vertical:absolute;mso-position-vertical-relative:text;v-text-anchor:top" o:gfxdata="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" stroked="f">
+              <v:shape w14:anchorId="592D9BF7" id="Надпись 6" o:spid="_x0000_s1030" type="#_x0000_t202" style="position:absolute;left:0;text-align:left;margin-left:-3.3pt;margin-top:390.55pt;width:496.1pt;height:.05pt;z-index:251656704;visibility:visible;mso-wrap-style:square;mso-wrap-distance-left:9pt;mso-wrap-distance-top:0;mso-wrap-distance-right:9pt;mso-wrap-distance-bottom:0;mso-position-horizontal:absolute;mso-position-horizontal-relative:text;mso-position-vertical:absolute;mso-position-vertical-relative:text;v-text-anchor:top" o:gfxdata="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" stroked="f">
                 <v:textbox style="mso-fit-shape-to-text:t" inset="0,0,0,0">
                   <w:txbxContent>
                     <w:p>
@@ -3643,6 +3988,7 @@
                           <w:color w:val="auto"/>
                           <w:sz w:val="28"/>
                           <w:szCs w:val="28"/>
+                          <w:lang w:val="ru-RU"/>
                         </w:rPr>
                         <w:t>5</w:t>
                       </w:r>
@@ -3676,7 +4022,7 @@
                           <w:szCs w:val="28"/>
                           <w:lang w:val="ru-RU"/>
                         </w:rPr>
-                        <w:t>Изменение ссылок</w:t>
+                        <w:t>При переходе к следующему шагу</w:t>
                       </w:r>
                     </w:p>
                   </w:txbxContent>
@@ -3695,18 +4041,18 @@
           <w:lang w:val="ru-RU" w:eastAsia="ru-RU"/>
         </w:rPr>
         <w:drawing>
-          <wp:anchor distT="0" distB="0" distL="114300" distR="114300" simplePos="0" relativeHeight="251650560" behindDoc="0" locked="0" layoutInCell="1" allowOverlap="1" wp14:anchorId="27A85BCA" wp14:editId="3906914A">
+          <wp:anchor distT="0" distB="0" distL="114300" distR="114300" simplePos="0" relativeHeight="251670016" behindDoc="0" locked="0" layoutInCell="1" allowOverlap="1" wp14:anchorId="3F92BCC0" wp14:editId="439BC803">
             <wp:simplePos x="0" y="0"/>
             <wp:positionH relativeFrom="column">
-              <wp:posOffset>-87630</wp:posOffset>
+              <wp:posOffset>11430</wp:posOffset>
             </wp:positionH>
             <wp:positionV relativeFrom="paragraph">
-              <wp:posOffset>3501390</wp:posOffset>
+              <wp:posOffset>3665855</wp:posOffset>
             </wp:positionV>
-            <wp:extent cx="6300470" cy="982825"/>
-            <wp:effectExtent l="0" t="0" r="5080" b="8255"/>
+            <wp:extent cx="6300470" cy="1150620"/>
+            <wp:effectExtent l="0" t="0" r="5080" b="0"/>
             <wp:wrapTopAndBottom/>
-            <wp:docPr id="5" name="Рисунок 5" descr="C:\Users\ironm\Pictures\3lab1.png"/>
+            <wp:docPr id="10" name="Рисунок 10"/>
             <wp:cNvGraphicFramePr>
               <a:graphicFrameLocks xmlns:a="http://schemas.openxmlformats.org/drawingml/2006/main" noChangeAspect="1"/>
             </wp:cNvGraphicFramePr>
@@ -3714,10 +4060,8 @@
               <a:graphicData uri="http://schemas.openxmlformats.org/drawingml/2006/picture">
                 <pic:pic xmlns:pic="http://schemas.openxmlformats.org/drawingml/2006/picture">
                   <pic:nvPicPr>
-                    <pic:cNvPr id="0" name="Picture 1" descr="C:\Users\ironm\Pictures\3lab1.png"/>
-                    <pic:cNvPicPr>
-                      <a:picLocks noChangeAspect="1" noChangeArrowheads="1"/>
-                    </pic:cNvPicPr>
+                    <pic:cNvPr id="1" name=""/>
+                    <pic:cNvPicPr/>
                   </pic:nvPicPr>
                   <pic:blipFill>
                     <a:blip r:embed="rId10">
@@ -3727,27 +4071,355 @@
                         </a:ext>
                       </a:extLst>
                     </a:blip>
-                    <a:srcRect/>
                     <a:stretch>
                       <a:fillRect/>
                     </a:stretch>
                   </pic:blipFill>
-                  <pic:spPr bwMode="auto">
+                  <pic:spPr>
                     <a:xfrm>
                       <a:off x="0" y="0"/>
-                      <a:ext cx="6300470" cy="982825"/>
+                      <a:ext cx="6300470" cy="1150620"/>
                     </a:xfrm>
                     <a:prstGeom prst="rect">
                       <a:avLst/>
                     </a:prstGeom>
-                    <a:noFill/>
-                    <a:ln>
-                      <a:noFill/>
-                    </a:ln>
                   </pic:spPr>
                 </pic:pic>
               </a:graphicData>
             </a:graphic>
+            <wp14:sizeRelH relativeFrom="page">
+              <wp14:pctWidth>0</wp14:pctWidth>
+            </wp14:sizeRelH>
+            <wp14:sizeRelV relativeFrom="page">
+              <wp14:pctHeight>0</wp14:pctHeight>
+            </wp14:sizeRelV>
+          </wp:anchor>
+        </w:drawing>
+      </w:r>
+    </w:p>
+    <w:p>
+      <w:pPr>
+        <w:spacing w:line="360" w:lineRule="auto"/>
+        <w:ind w:firstLine="709"/>
+        <w:rPr>
+          <w:rFonts w:ascii="Times New Roman" w:eastAsia="Times New Roman" w:hAnsi="Times New Roman" w:cs="Times New Roman"/>
+          <w:b/>
+          <w:sz w:val="28"/>
+        </w:rPr>
+      </w:pPr>
+    </w:p>
+    <w:p>
+      <w:pPr>
+        <w:spacing w:line="360" w:lineRule="auto"/>
+        <w:ind w:firstLine="709"/>
+        <w:rPr>
+          <w:rFonts w:ascii="Times New Roman" w:eastAsia="Times New Roman" w:hAnsi="Times New Roman" w:cs="Times New Roman"/>
+          <w:sz w:val="28"/>
+          <w:lang w:val="ru-RU"/>
+        </w:rPr>
+      </w:pPr>
+      <w:r>
+        <w:rPr>
+          <w:noProof/>
+        </w:rPr>
+        <w:lastRenderedPageBreak/>
+        <mc:AlternateContent>
+          <mc:Choice Requires="wps">
+            <w:drawing>
+              <wp:anchor distT="0" distB="0" distL="114300" distR="114300" simplePos="0" relativeHeight="251678720" behindDoc="0" locked="0" layoutInCell="1" allowOverlap="1" wp14:anchorId="582F0C2C" wp14:editId="7C1C854A">
+                <wp:simplePos x="0" y="0"/>
+                <wp:positionH relativeFrom="column">
+                  <wp:posOffset>-125730</wp:posOffset>
+                </wp:positionH>
+                <wp:positionV relativeFrom="paragraph">
+                  <wp:posOffset>4347210</wp:posOffset>
+                </wp:positionV>
+                <wp:extent cx="6300470" cy="635"/>
+                <wp:effectExtent l="0" t="0" r="0" b="0"/>
+                <wp:wrapTopAndBottom/>
+                <wp:docPr id="16" name="Надпись 16"/>
+                <wp:cNvGraphicFramePr/>
+                <a:graphic xmlns:a="http://schemas.openxmlformats.org/drawingml/2006/main">
+                  <a:graphicData uri="http://schemas.microsoft.com/office/word/2010/wordprocessingShape">
+                    <wps:wsp>
+                      <wps:cNvSpPr txBox="1"/>
+                      <wps:spPr>
+                        <a:xfrm>
+                          <a:off x="0" y="0"/>
+                          <a:ext cx="6300470" cy="635"/>
+                        </a:xfrm>
+                        <a:prstGeom prst="rect">
+                          <a:avLst/>
+                        </a:prstGeom>
+                        <a:solidFill>
+                          <a:prstClr val="white"/>
+                        </a:solidFill>
+                        <a:ln>
+                          <a:noFill/>
+                        </a:ln>
+                      </wps:spPr>
+                      <wps:txbx>
+                        <w:txbxContent>
+                          <w:p>
+                            <w:pPr>
+                              <w:pStyle w:val="af5"/>
+                              <w:jc w:val="center"/>
+                              <w:rPr>
+                                <w:rFonts w:ascii="Times New Roman" w:eastAsia="Times New Roman" w:hAnsi="Times New Roman" w:cs="Times New Roman"/>
+                                <w:b w:val="0"/>
+                                <w:noProof/>
+                                <w:color w:val="auto"/>
+                                <w:sz w:val="28"/>
+                                <w:szCs w:val="28"/>
+                              </w:rPr>
+                            </w:pPr>
+                            <w:r>
+                              <w:rPr>
+                                <w:rFonts w:ascii="Times New Roman" w:hAnsi="Times New Roman" w:cs="Times New Roman"/>
+                                <w:b w:val="0"/>
+                                <w:color w:val="auto"/>
+                                <w:sz w:val="28"/>
+                                <w:szCs w:val="28"/>
+                              </w:rPr>
+                              <w:t xml:space="preserve">Рисунок </w:t>
+                            </w:r>
+                            <w:r>
+                              <w:rPr>
+                                <w:rFonts w:ascii="Times New Roman" w:hAnsi="Times New Roman" w:cs="Times New Roman"/>
+                                <w:b w:val="0"/>
+                                <w:color w:val="auto"/>
+                                <w:sz w:val="28"/>
+                                <w:szCs w:val="28"/>
+                              </w:rPr>
+                              <w:fldChar w:fldCharType="begin"/>
+                            </w:r>
+                            <w:r>
+                              <w:rPr>
+                                <w:rFonts w:ascii="Times New Roman" w:hAnsi="Times New Roman" w:cs="Times New Roman"/>
+                                <w:b w:val="0"/>
+                                <w:color w:val="auto"/>
+                                <w:sz w:val="28"/>
+                                <w:szCs w:val="28"/>
+                              </w:rPr>
+                              <w:instrText xml:space="preserve"> SEQ Рисунок \* ARABIC </w:instrText>
+                            </w:r>
+                            <w:r>
+                              <w:rPr>
+                                <w:rFonts w:ascii="Times New Roman" w:hAnsi="Times New Roman" w:cs="Times New Roman"/>
+                                <w:b w:val="0"/>
+                                <w:color w:val="auto"/>
+                                <w:sz w:val="28"/>
+                                <w:szCs w:val="28"/>
+                              </w:rPr>
+                              <w:fldChar w:fldCharType="separate"/>
+                            </w:r>
+                            <w:r>
+                              <w:rPr>
+                                <w:rFonts w:ascii="Times New Roman" w:hAnsi="Times New Roman" w:cs="Times New Roman"/>
+                                <w:b w:val="0"/>
+                                <w:noProof/>
+                                <w:color w:val="auto"/>
+                                <w:sz w:val="28"/>
+                                <w:szCs w:val="28"/>
+                              </w:rPr>
+                              <w:t>6</w:t>
+                            </w:r>
+                            <w:r>
+                              <w:rPr>
+                                <w:rFonts w:ascii="Times New Roman" w:hAnsi="Times New Roman" w:cs="Times New Roman"/>
+                                <w:b w:val="0"/>
+                                <w:color w:val="auto"/>
+                                <w:sz w:val="28"/>
+                                <w:szCs w:val="28"/>
+                              </w:rPr>
+                              <w:fldChar w:fldCharType="end"/>
+                            </w:r>
+                            <w:r>
+                              <w:rPr>
+                                <w:rFonts w:ascii="Times New Roman" w:hAnsi="Times New Roman" w:cs="Times New Roman"/>
+                                <w:b w:val="0"/>
+                                <w:color w:val="auto"/>
+                                <w:sz w:val="28"/>
+                                <w:szCs w:val="28"/>
+                                <w:lang w:val="ru-RU"/>
+                              </w:rPr>
+                              <w:t>. Алгоритм сортировки вставками списка</w:t>
+                            </w:r>
+                          </w:p>
+                        </w:txbxContent>
+                      </wps:txbx>
+                      <wps:bodyPr rot="0" spcFirstLastPara="0" vertOverflow="overflow" horzOverflow="overflow" vert="horz" wrap="square" lIns="0" tIns="0" rIns="0" bIns="0" numCol="1" spcCol="0" rtlCol="0" fromWordArt="0" anchor="t" anchorCtr="0" forceAA="0" compatLnSpc="1">
+                        <a:prstTxWarp prst="textNoShape">
+                          <a:avLst/>
+                        </a:prstTxWarp>
+                        <a:spAutoFit/>
+                      </wps:bodyPr>
+                    </wps:wsp>
+                  </a:graphicData>
+                </a:graphic>
+              </wp:anchor>
+            </w:drawing>
+          </mc:Choice>
+          <mc:Fallback>
+            <w:pict>
+              <v:shape w14:anchorId="582F0C2C" id="Надпись 16" o:spid="_x0000_s1031" type="#_x0000_t202" style="position:absolute;left:0;text-align:left;margin-left:-9.9pt;margin-top:342.3pt;width:496.1pt;height:.05pt;z-index:251678720;visibility:visible;mso-wrap-style:square;mso-wrap-distance-left:9pt;mso-wrap-distance-top:0;mso-wrap-distance-right:9pt;mso-wrap-distance-bottom:0;mso-position-horizontal:absolute;mso-position-horizontal-relative:text;mso-position-vertical:absolute;mso-position-vertical-relative:text;v-text-anchor:top" o:gfxdata="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" stroked="f">
+                <v:textbox style="mso-fit-shape-to-text:t" inset="0,0,0,0">
+                  <w:txbxContent>
+                    <w:p>
+                      <w:pPr>
+                        <w:pStyle w:val="af5"/>
+                        <w:jc w:val="center"/>
+                        <w:rPr>
+                          <w:rFonts w:ascii="Times New Roman" w:eastAsia="Times New Roman" w:hAnsi="Times New Roman" w:cs="Times New Roman"/>
+                          <w:b w:val="0"/>
+                          <w:noProof/>
+                          <w:color w:val="auto"/>
+                          <w:sz w:val="28"/>
+                          <w:szCs w:val="28"/>
+                        </w:rPr>
+                      </w:pPr>
+                      <w:r>
+                        <w:rPr>
+                          <w:rFonts w:ascii="Times New Roman" w:hAnsi="Times New Roman" w:cs="Times New Roman"/>
+                          <w:b w:val="0"/>
+                          <w:color w:val="auto"/>
+                          <w:sz w:val="28"/>
+                          <w:szCs w:val="28"/>
+                        </w:rPr>
+                        <w:t xml:space="preserve">Рисунок </w:t>
+                      </w:r>
+                      <w:r>
+                        <w:rPr>
+                          <w:rFonts w:ascii="Times New Roman" w:hAnsi="Times New Roman" w:cs="Times New Roman"/>
+                          <w:b w:val="0"/>
+                          <w:color w:val="auto"/>
+                          <w:sz w:val="28"/>
+                          <w:szCs w:val="28"/>
+                        </w:rPr>
+                        <w:fldChar w:fldCharType="begin"/>
+                      </w:r>
+                      <w:r>
+                        <w:rPr>
+                          <w:rFonts w:ascii="Times New Roman" w:hAnsi="Times New Roman" w:cs="Times New Roman"/>
+                          <w:b w:val="0"/>
+                          <w:color w:val="auto"/>
+                          <w:sz w:val="28"/>
+                          <w:szCs w:val="28"/>
+                        </w:rPr>
+                        <w:instrText xml:space="preserve"> SEQ Рисунок \* ARABIC </w:instrText>
+                      </w:r>
+                      <w:r>
+                        <w:rPr>
+                          <w:rFonts w:ascii="Times New Roman" w:hAnsi="Times New Roman" w:cs="Times New Roman"/>
+                          <w:b w:val="0"/>
+                          <w:color w:val="auto"/>
+                          <w:sz w:val="28"/>
+                          <w:szCs w:val="28"/>
+                        </w:rPr>
+                        <w:fldChar w:fldCharType="separate"/>
+                      </w:r>
+                      <w:r>
+                        <w:rPr>
+                          <w:rFonts w:ascii="Times New Roman" w:hAnsi="Times New Roman" w:cs="Times New Roman"/>
+                          <w:b w:val="0"/>
+                          <w:noProof/>
+                          <w:color w:val="auto"/>
+                          <w:sz w:val="28"/>
+                          <w:szCs w:val="28"/>
+                        </w:rPr>
+                        <w:t>6</w:t>
+                      </w:r>
+                      <w:r>
+                        <w:rPr>
+                          <w:rFonts w:ascii="Times New Roman" w:hAnsi="Times New Roman" w:cs="Times New Roman"/>
+                          <w:b w:val="0"/>
+                          <w:color w:val="auto"/>
+                          <w:sz w:val="28"/>
+                          <w:szCs w:val="28"/>
+                        </w:rPr>
+                        <w:fldChar w:fldCharType="end"/>
+                      </w:r>
+                      <w:r>
+                        <w:rPr>
+                          <w:rFonts w:ascii="Times New Roman" w:hAnsi="Times New Roman" w:cs="Times New Roman"/>
+                          <w:b w:val="0"/>
+                          <w:color w:val="auto"/>
+                          <w:sz w:val="28"/>
+                          <w:szCs w:val="28"/>
+                          <w:lang w:val="ru-RU"/>
+                        </w:rPr>
+                        <w:t>. Алгоритм сортировки вставками списка</w:t>
+                      </w:r>
+                    </w:p>
+                  </w:txbxContent>
+                </v:textbox>
+                <w10:wrap type="topAndBottom"/>
+              </v:shape>
+            </w:pict>
+          </mc:Fallback>
+        </mc:AlternateContent>
+      </w:r>
+      <w:r>
+        <w:rPr>
+          <w:rFonts w:ascii="Times New Roman" w:eastAsia="Times New Roman" w:hAnsi="Times New Roman" w:cs="Times New Roman"/>
+          <w:b/>
+          <w:noProof/>
+          <w:sz w:val="28"/>
+          <w:lang w:val="ru-RU" w:eastAsia="ru-RU"/>
+        </w:rPr>
+        <w:drawing>
+          <wp:anchor distT="0" distB="0" distL="114300" distR="114300" simplePos="0" relativeHeight="251676672" behindDoc="0" locked="0" layoutInCell="1" allowOverlap="1" wp14:anchorId="470F8200" wp14:editId="7AFD3E2A">
+            <wp:simplePos x="0" y="0"/>
+            <wp:positionH relativeFrom="column">
+              <wp:posOffset>-125730</wp:posOffset>
+            </wp:positionH>
+            <wp:positionV relativeFrom="paragraph">
+              <wp:posOffset>0</wp:posOffset>
+            </wp:positionV>
+            <wp:extent cx="6300470" cy="4290060"/>
+            <wp:effectExtent l="0" t="0" r="5080" b="0"/>
+            <wp:wrapTopAndBottom/>
+            <wp:docPr id="15" name="Рисунок 15"/>
+            <wp:cNvGraphicFramePr>
+              <a:graphicFrameLocks xmlns:a="http://schemas.openxmlformats.org/drawingml/2006/main" noChangeAspect="1"/>
+            </wp:cNvGraphicFramePr>
+            <a:graphic xmlns:a="http://schemas.openxmlformats.org/drawingml/2006/main">
+              <a:graphicData uri="http://schemas.openxmlformats.org/drawingml/2006/picture">
+                <pic:pic xmlns:pic="http://schemas.openxmlformats.org/drawingml/2006/picture">
+                  <pic:nvPicPr>
+                    <pic:cNvPr id="1" name=""/>
+                    <pic:cNvPicPr/>
+                  </pic:nvPicPr>
+                  <pic:blipFill>
+                    <a:blip r:embed="rId11">
+                      <a:extLst>
+                        <a:ext uri="{28A0092B-C50C-407E-A947-70E740481C1C}">
+                          <a14:useLocalDpi xmlns:a14="http://schemas.microsoft.com/office/drawing/2010/main" val="0"/>
+                        </a:ext>
+                      </a:extLst>
+                    </a:blip>
+                    <a:stretch>
+                      <a:fillRect/>
+                    </a:stretch>
+                  </pic:blipFill>
+                  <pic:spPr>
+                    <a:xfrm>
+                      <a:off x="0" y="0"/>
+                      <a:ext cx="6300470" cy="4290060"/>
+                    </a:xfrm>
+                    <a:prstGeom prst="rect">
+                      <a:avLst/>
+                    </a:prstGeom>
+                  </pic:spPr>
+                </pic:pic>
+              </a:graphicData>
+            </a:graphic>
+            <wp14:sizeRelH relativeFrom="page">
+              <wp14:pctWidth>0</wp14:pctWidth>
+            </wp14:sizeRelH>
+            <wp14:sizeRelV relativeFrom="page">
+              <wp14:pctHeight>0</wp14:pctHeight>
+            </wp14:sizeRelV>
           </wp:anchor>
         </w:drawing>
       </w:r>
@@ -3757,32 +4429,7 @@
           <w:sz w:val="28"/>
           <w:lang w:val="ru-RU"/>
         </w:rPr>
-        <w:t xml:space="preserve">Указатель </w:t>
-      </w:r>
-      <w:r>
-        <w:rPr>
-          <w:rFonts w:ascii="Times New Roman" w:eastAsia="Times New Roman" w:hAnsi="Times New Roman" w:cs="Times New Roman"/>
-          <w:b/>
-          <w:sz w:val="28"/>
-        </w:rPr>
-        <w:t>last</w:t>
-      </w:r>
-      <w:r>
-        <w:rPr>
-          <w:rFonts w:ascii="Times New Roman" w:eastAsia="Times New Roman" w:hAnsi="Times New Roman" w:cs="Times New Roman"/>
-          <w:b/>
-          <w:sz w:val="28"/>
-          <w:lang w:val="ru-RU"/>
-        </w:rPr>
-        <w:t>_</w:t>
-      </w:r>
-      <w:r>
-        <w:rPr>
-          <w:rFonts w:ascii="Times New Roman" w:eastAsia="Times New Roman" w:hAnsi="Times New Roman" w:cs="Times New Roman"/>
-          <w:b/>
-          <w:sz w:val="28"/>
-        </w:rPr>
-        <w:t>sorted</w:t>
+        <w:t>Алгоритм</w:t>
       </w:r>
       <w:r>
         <w:rPr>
@@ -3798,15 +4445,7 @@
           <w:sz w:val="28"/>
           <w:lang w:val="ru-RU"/>
         </w:rPr>
-        <w:t xml:space="preserve">указывает на последний элемент отсортированной части линейного списка, </w:t>
-      </w:r>
-      <w:r>
-        <w:rPr>
-          <w:rFonts w:ascii="Times New Roman" w:eastAsia="Times New Roman" w:hAnsi="Times New Roman" w:cs="Times New Roman"/>
-          <w:b/>
-          <w:sz w:val="28"/>
-        </w:rPr>
-        <w:t>current</w:t>
+        <w:t>поделен</w:t>
       </w:r>
       <w:r>
         <w:rPr>
@@ -3822,7 +4461,7 @@
           <w:sz w:val="28"/>
           <w:lang w:val="ru-RU"/>
         </w:rPr>
-        <w:t>–</w:t>
+        <w:t>на</w:t>
       </w:r>
       <w:r>
         <w:rPr>
@@ -3838,72 +4477,7 @@
           <w:sz w:val="28"/>
           <w:lang w:val="ru-RU"/>
         </w:rPr>
-        <w:t xml:space="preserve">на элемент неотсортированной части линейного списка, которому нужно найти место в отсортированной части. Так как в линейном списке нельзя напрямую обратиться по индексу к элементам, необходим ещё один указатель – </w:t>
-      </w:r>
-      <w:r>
-        <w:rPr>
-          <w:rFonts w:ascii="Times New Roman" w:eastAsia="Times New Roman" w:hAnsi="Times New Roman" w:cs="Times New Roman"/>
-          <w:b/>
-          <w:sz w:val="28"/>
-        </w:rPr>
-        <w:t>temp</w:t>
-      </w:r>
-      <w:r>
-        <w:rPr>
-          <w:rFonts w:ascii="Times New Roman" w:eastAsia="Times New Roman" w:hAnsi="Times New Roman" w:cs="Times New Roman"/>
-          <w:sz w:val="28"/>
-          <w:lang w:val="ru-RU"/>
-        </w:rPr>
-        <w:t>,</w:t>
-      </w:r>
-      <w:r>
-        <w:rPr>
-          <w:rFonts w:ascii="Times New Roman" w:eastAsia="Times New Roman" w:hAnsi="Times New Roman" w:cs="Times New Roman"/>
-          <w:sz w:val="28"/>
-          <w:lang w:val="ru-RU"/>
-        </w:rPr>
-        <w:t xml:space="preserve"> изначально указывающий на первый элемент отсортированной части, затем передвигаемый до момента, пока не найдётся место для числа </w:t>
-      </w:r>
-      <w:r>
-        <w:rPr>
-          <w:rFonts w:ascii="Times New Roman" w:eastAsia="Times New Roman" w:hAnsi="Times New Roman" w:cs="Times New Roman"/>
-          <w:b/>
-          <w:sz w:val="28"/>
-        </w:rPr>
-        <w:t>current</w:t>
-      </w:r>
-      <w:r>
-        <w:rPr>
-          <w:rFonts w:ascii="Times New Roman" w:eastAsia="Times New Roman" w:hAnsi="Times New Roman" w:cs="Times New Roman"/>
-          <w:sz w:val="28"/>
-          <w:lang w:val="ru-RU"/>
-        </w:rPr>
-        <w:t xml:space="preserve">, либо не закончится отсортированная часть. </w:t>
-      </w:r>
-      <w:r>
-        <w:rPr>
-          <w:rFonts w:ascii="Times New Roman" w:eastAsia="Times New Roman" w:hAnsi="Times New Roman" w:cs="Times New Roman"/>
-          <w:b/>
-          <w:sz w:val="28"/>
-        </w:rPr>
-        <w:t>Prev</w:t>
-      </w:r>
-      <w:r>
-        <w:rPr>
-          <w:rFonts w:ascii="Times New Roman" w:eastAsia="Times New Roman" w:hAnsi="Times New Roman" w:cs="Times New Roman"/>
-          <w:b/>
-          <w:sz w:val="28"/>
-          <w:lang w:val="ru-RU"/>
-        </w:rPr>
-        <w:t>_</w:t>
-      </w:r>
-      <w:r>
-        <w:rPr>
-          <w:rFonts w:ascii="Times New Roman" w:eastAsia="Times New Roman" w:hAnsi="Times New Roman" w:cs="Times New Roman"/>
-          <w:b/>
-          <w:sz w:val="28"/>
-        </w:rPr>
-        <w:t>temp</w:t>
+        <w:t>три</w:t>
       </w:r>
       <w:r>
         <w:rPr>
@@ -3919,15 +4493,15 @@
           <w:sz w:val="28"/>
           <w:lang w:val="ru-RU"/>
         </w:rPr>
-        <w:t xml:space="preserve">нужен для изменения ссылки на следующий элемент при вставке, а в указатель </w:t>
+        <w:t>случая</w:t>
       </w:r>
       <w:r>
         <w:rPr>
           <w:rFonts w:ascii="Times New Roman" w:eastAsia="Times New Roman" w:hAnsi="Times New Roman" w:cs="Times New Roman"/>
-          <w:b/>
-          <w:sz w:val="28"/>
-        </w:rPr>
-        <w:t>swap</w:t>
+          <w:sz w:val="28"/>
+          <w:lang w:val="ru-RU"/>
+        </w:rPr>
+        <w:t xml:space="preserve">: </w:t>
       </w:r>
       <w:r>
         <w:rPr>
@@ -3935,174 +4509,7 @@
           <w:sz w:val="28"/>
           <w:lang w:val="ru-RU"/>
         </w:rPr>
-        <w:t xml:space="preserve"> </w:t>
-      </w:r>
-      <w:r>
-        <w:rPr>
-          <w:rFonts w:ascii="Times New Roman" w:eastAsia="Times New Roman" w:hAnsi="Times New Roman" w:cs="Times New Roman"/>
-          <w:sz w:val="28"/>
-          <w:lang w:val="ru-RU"/>
-        </w:rPr>
-        <w:t xml:space="preserve">временно записывается значение ссылки </w:t>
-      </w:r>
-      <w:r>
-        <w:rPr>
-          <w:rFonts w:ascii="Times New Roman" w:eastAsia="Times New Roman" w:hAnsi="Times New Roman" w:cs="Times New Roman"/>
-          <w:sz w:val="28"/>
-        </w:rPr>
-        <w:t>current</w:t>
-      </w:r>
-      <w:r>
-        <w:rPr>
-          <w:rFonts w:ascii="Times New Roman" w:eastAsia="Times New Roman" w:hAnsi="Times New Roman" w:cs="Times New Roman"/>
-          <w:sz w:val="28"/>
-          <w:lang w:val="ru-RU"/>
-        </w:rPr>
-        <w:t>-&gt;</w:t>
-      </w:r>
-      <w:r>
-        <w:rPr>
-          <w:rFonts w:ascii="Times New Roman" w:eastAsia="Times New Roman" w:hAnsi="Times New Roman" w:cs="Times New Roman"/>
-          <w:sz w:val="28"/>
-        </w:rPr>
-        <w:t>next</w:t>
-      </w:r>
-      <w:r>
-        <w:rPr>
-          <w:rFonts w:ascii="Times New Roman" w:eastAsia="Times New Roman" w:hAnsi="Times New Roman" w:cs="Times New Roman"/>
-          <w:sz w:val="28"/>
-          <w:lang w:val="ru-RU"/>
-        </w:rPr>
-        <w:t>, чтобы успешно поменять все три ссылки.</w:t>
-      </w:r>
-      <w:r>
-        <w:rPr>
-          <w:rFonts w:ascii="Times New Roman" w:eastAsia="Times New Roman" w:hAnsi="Times New Roman" w:cs="Times New Roman"/>
-          <w:sz w:val="28"/>
-          <w:lang w:val="ru-RU"/>
-        </w:rPr>
-        <w:t xml:space="preserve"> </w:t>
-      </w:r>
-      <w:r>
-        <w:rPr>
-          <w:rFonts w:ascii="Times New Roman" w:eastAsia="Times New Roman" w:hAnsi="Times New Roman" w:cs="Times New Roman"/>
-          <w:sz w:val="28"/>
-        </w:rPr>
-        <w:t>(</w:t>
-      </w:r>
-      <w:r>
-        <w:rPr>
-          <w:rFonts w:ascii="Times New Roman" w:eastAsia="Times New Roman" w:hAnsi="Times New Roman" w:cs="Times New Roman"/>
-          <w:sz w:val="28"/>
-        </w:rPr>
-        <w:t>prev</w:t>
-      </w:r>
-      <w:r>
-        <w:rPr>
-          <w:rFonts w:ascii="Times New Roman" w:eastAsia="Times New Roman" w:hAnsi="Times New Roman" w:cs="Times New Roman"/>
-          <w:sz w:val="28"/>
-        </w:rPr>
-        <w:t>_</w:t>
-      </w:r>
-      <w:r>
-        <w:rPr>
-          <w:rFonts w:ascii="Times New Roman" w:eastAsia="Times New Roman" w:hAnsi="Times New Roman" w:cs="Times New Roman"/>
-          <w:sz w:val="28"/>
-        </w:rPr>
-        <w:t>temp</w:t>
-      </w:r>
-      <w:r>
-        <w:rPr>
-          <w:rFonts w:ascii="Times New Roman" w:eastAsia="Times New Roman" w:hAnsi="Times New Roman" w:cs="Times New Roman"/>
-          <w:sz w:val="28"/>
-        </w:rPr>
-        <w:t>-&gt;</w:t>
-      </w:r>
-      <w:r>
-        <w:rPr>
-          <w:rFonts w:ascii="Times New Roman" w:eastAsia="Times New Roman" w:hAnsi="Times New Roman" w:cs="Times New Roman"/>
-          <w:sz w:val="28"/>
-        </w:rPr>
-        <w:t>next</w:t>
-      </w:r>
-      <w:r>
-        <w:rPr>
-          <w:rFonts w:ascii="Times New Roman" w:eastAsia="Times New Roman" w:hAnsi="Times New Roman" w:cs="Times New Roman"/>
-          <w:sz w:val="28"/>
-        </w:rPr>
-        <w:t xml:space="preserve">, </w:t>
-      </w:r>
-      <w:proofErr w:type="spellStart"/>
-      <w:r>
-        <w:rPr>
-          <w:rFonts w:ascii="Times New Roman" w:eastAsia="Times New Roman" w:hAnsi="Times New Roman" w:cs="Times New Roman"/>
-          <w:sz w:val="28"/>
-        </w:rPr>
-        <w:t>last</w:t>
-      </w:r>
-      <w:r>
-        <w:rPr>
-          <w:rFonts w:ascii="Times New Roman" w:eastAsia="Times New Roman" w:hAnsi="Times New Roman" w:cs="Times New Roman"/>
-          <w:sz w:val="28"/>
-        </w:rPr>
-        <w:t>_</w:t>
-      </w:r>
-      <w:r>
-        <w:rPr>
-          <w:rFonts w:ascii="Times New Roman" w:eastAsia="Times New Roman" w:hAnsi="Times New Roman" w:cs="Times New Roman"/>
-          <w:sz w:val="28"/>
-        </w:rPr>
-        <w:t>sorted</w:t>
-      </w:r>
-      <w:proofErr w:type="spellEnd"/>
-      <w:r>
-        <w:rPr>
-          <w:rFonts w:ascii="Times New Roman" w:eastAsia="Times New Roman" w:hAnsi="Times New Roman" w:cs="Times New Roman"/>
-          <w:sz w:val="28"/>
-        </w:rPr>
-        <w:t>-&gt;</w:t>
-      </w:r>
-      <w:r>
-        <w:rPr>
-          <w:rFonts w:ascii="Times New Roman" w:eastAsia="Times New Roman" w:hAnsi="Times New Roman" w:cs="Times New Roman"/>
-          <w:sz w:val="28"/>
-        </w:rPr>
-        <w:t>next</w:t>
-      </w:r>
-      <w:r>
-        <w:rPr>
-          <w:rFonts w:ascii="Times New Roman" w:eastAsia="Times New Roman" w:hAnsi="Times New Roman" w:cs="Times New Roman"/>
-          <w:sz w:val="28"/>
-        </w:rPr>
-        <w:t xml:space="preserve">, </w:t>
-      </w:r>
-      <w:r>
-        <w:rPr>
-          <w:rFonts w:ascii="Times New Roman" w:eastAsia="Times New Roman" w:hAnsi="Times New Roman" w:cs="Times New Roman"/>
-          <w:sz w:val="28"/>
-        </w:rPr>
-        <w:t>current</w:t>
-      </w:r>
-      <w:r>
-        <w:rPr>
-          <w:rFonts w:ascii="Times New Roman" w:eastAsia="Times New Roman" w:hAnsi="Times New Roman" w:cs="Times New Roman"/>
-          <w:sz w:val="28"/>
-        </w:rPr>
-        <w:t>-&gt;</w:t>
-      </w:r>
-      <w:r>
-        <w:rPr>
-          <w:rFonts w:ascii="Times New Roman" w:eastAsia="Times New Roman" w:hAnsi="Times New Roman" w:cs="Times New Roman"/>
-          <w:sz w:val="28"/>
-        </w:rPr>
-        <w:t>next</w:t>
-      </w:r>
-      <w:r>
-        <w:rPr>
-          <w:rFonts w:ascii="Times New Roman" w:eastAsia="Times New Roman" w:hAnsi="Times New Roman" w:cs="Times New Roman"/>
-          <w:sz w:val="28"/>
-        </w:rPr>
-        <w:t>).</w:t>
+        <w:t>первый - элемент из неотсортированной части списка нужно вставить в начало отсортированной части, второй – элемент из неотсортированной части списка нужно вставить в конец отсортированной части, третий (основной) – элемент нужно вставить в какое-то (не начало или конец) место в отсортированной части.</w:t>
       </w:r>
     </w:p>
     <w:p>
@@ -4112,6 +4519,7 @@
         <w:rPr>
           <w:rFonts w:ascii="Times New Roman" w:eastAsia="Times New Roman" w:hAnsi="Times New Roman" w:cs="Times New Roman"/>
           <w:sz w:val="28"/>
+          <w:lang w:val="ru-RU"/>
         </w:rPr>
       </w:pPr>
     </w:p>
@@ -4120,7 +4528,84 @@
         <w:spacing w:line="360" w:lineRule="auto"/>
         <w:ind w:firstLine="709"/>
         <w:rPr>
+          <w:rFonts w:ascii="Times New Roman" w:eastAsia="Times New Roman" w:hAnsi="Times New Roman" w:cs="Times New Roman"/>
+          <w:sz w:val="28"/>
+          <w:lang w:val="ru-RU"/>
+        </w:rPr>
+      </w:pPr>
+    </w:p>
+    <w:p>
+      <w:pPr>
+        <w:spacing w:line="360" w:lineRule="auto"/>
+        <w:ind w:firstLine="709"/>
+        <w:rPr>
+          <w:rFonts w:ascii="Times New Roman" w:eastAsia="Times New Roman" w:hAnsi="Times New Roman" w:cs="Times New Roman"/>
+          <w:sz w:val="28"/>
+          <w:lang w:val="ru-RU"/>
+        </w:rPr>
+      </w:pPr>
+    </w:p>
+    <w:p>
+      <w:pPr>
+        <w:spacing w:line="360" w:lineRule="auto"/>
+        <w:ind w:firstLine="709"/>
+        <w:rPr>
+          <w:rFonts w:ascii="Times New Roman" w:eastAsia="Times New Roman" w:hAnsi="Times New Roman" w:cs="Times New Roman"/>
+          <w:sz w:val="28"/>
+          <w:lang w:val="ru-RU"/>
+        </w:rPr>
+      </w:pPr>
+    </w:p>
+    <w:p>
+      <w:pPr>
+        <w:spacing w:line="360" w:lineRule="auto"/>
+        <w:ind w:firstLine="709"/>
+        <w:rPr>
+          <w:rFonts w:ascii="Times New Roman" w:eastAsia="Times New Roman" w:hAnsi="Times New Roman" w:cs="Times New Roman"/>
+          <w:sz w:val="28"/>
+          <w:lang w:val="ru-RU"/>
+        </w:rPr>
+      </w:pPr>
+    </w:p>
+    <w:p>
+      <w:pPr>
+        <w:spacing w:line="360" w:lineRule="auto"/>
+        <w:ind w:firstLine="709"/>
+        <w:rPr>
+          <w:rFonts w:ascii="Times New Roman" w:eastAsia="Times New Roman" w:hAnsi="Times New Roman" w:cs="Times New Roman"/>
+          <w:sz w:val="28"/>
+          <w:lang w:val="ru-RU"/>
+        </w:rPr>
+      </w:pPr>
+    </w:p>
+    <w:p>
+      <w:pPr>
+        <w:spacing w:line="360" w:lineRule="auto"/>
+        <w:ind w:firstLine="709"/>
+        <w:rPr>
+          <w:rFonts w:ascii="Times New Roman" w:eastAsia="Times New Roman" w:hAnsi="Times New Roman" w:cs="Times New Roman"/>
+          <w:sz w:val="28"/>
+          <w:lang w:val="ru-RU"/>
+        </w:rPr>
+      </w:pPr>
+      <w:bookmarkStart w:id="0" w:name="_GoBack"/>
+      <w:bookmarkEnd w:id="0"/>
+      <w:r>
+        <w:rPr>
+          <w:rFonts w:ascii="Times New Roman" w:eastAsia="Times New Roman" w:hAnsi="Times New Roman" w:cs="Times New Roman"/>
+          <w:sz w:val="28"/>
+          <w:lang w:val="ru-RU"/>
+        </w:rPr>
+        <w:t xml:space="preserve"> </w:t>
+      </w:r>
+    </w:p>
+    <w:p>
+      <w:pPr>
+        <w:spacing w:line="360" w:lineRule="auto"/>
+        <w:ind w:firstLine="709"/>
+        <w:rPr>
           <w:rFonts w:ascii="Times New Roman" w:hAnsi="Times New Roman" w:cs="Times New Roman"/>
+          <w:lang w:val="ru-RU"/>
         </w:rPr>
       </w:pPr>
       <w:r>
@@ -4128,6 +4613,7 @@
           <w:rFonts w:ascii="Times New Roman" w:eastAsia="Times New Roman" w:hAnsi="Times New Roman" w:cs="Times New Roman"/>
           <w:b/>
           <w:sz w:val="28"/>
+          <w:lang w:val="ru-RU"/>
         </w:rPr>
         <w:lastRenderedPageBreak/>
         <w:t>4.3.</w:t>
@@ -4137,6 +4623,7 @@
           <w:rFonts w:ascii="Times New Roman" w:eastAsia="Times New Roman" w:hAnsi="Times New Roman" w:cs="Times New Roman"/>
           <w:b/>
           <w:sz w:val="28"/>
+          <w:lang w:val="ru-RU"/>
         </w:rPr>
         <w:t xml:space="preserve"> </w:t>
       </w:r>
@@ -4154,6 +4641,7 @@
           <w:rFonts w:ascii="Times New Roman" w:eastAsia="Times New Roman" w:hAnsi="Times New Roman" w:cs="Times New Roman"/>
           <w:b/>
           <w:sz w:val="28"/>
+          <w:lang w:val="ru-RU"/>
         </w:rPr>
         <w:t xml:space="preserve"> </w:t>
       </w:r>
@@ -4171,6 +4659,7 @@
           <w:rFonts w:ascii="Times New Roman" w:eastAsia="Times New Roman" w:hAnsi="Times New Roman" w:cs="Times New Roman"/>
           <w:b/>
           <w:sz w:val="28"/>
+          <w:lang w:val="ru-RU"/>
         </w:rPr>
         <w:t xml:space="preserve"> </w:t>
       </w:r>
@@ -4188,6 +4677,7 @@
           <w:rFonts w:ascii="Times New Roman" w:eastAsia="Times New Roman" w:hAnsi="Times New Roman" w:cs="Times New Roman"/>
           <w:b/>
           <w:sz w:val="28"/>
+          <w:lang w:val="ru-RU"/>
         </w:rPr>
         <w:t xml:space="preserve"> </w:t>
       </w:r>
@@ -4358,8 +4848,9 @@
                                 <w:color w:val="auto"/>
                                 <w:sz w:val="28"/>
                                 <w:szCs w:val="28"/>
+                                <w:lang w:val="ru-RU"/>
                               </w:rPr>
-                              <w:t>6</w:t>
+                              <w:t>7</w:t>
                             </w:r>
                             <w:r>
                               <w:rPr>
@@ -4399,7 +4890,7 @@
           </mc:Choice>
           <mc:Fallback>
             <w:pict>
-              <v:shape w14:anchorId="5400DC4B" id="Надпись 13" o:spid="_x0000_s1031" type="#_x0000_t202" style="position:absolute;left:0;text-align:left;margin-left:-4.5pt;margin-top:412.35pt;width:496.1pt;height:.05pt;z-index:251672576;visibility:visible;mso-wrap-style:square;mso-wrap-distance-left:9pt;mso-wrap-distance-top:0;mso-wrap-distance-right:9pt;mso-wrap-distance-bottom:0;mso-position-horizontal:absolute;mso-position-horizontal-relative:text;mso-position-vertical:absolute;mso-position-vertical-relative:text;v-text-anchor:top" o:gfxdata="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" stroked="f">
+              <v:shape w14:anchorId="5400DC4B" id="Надпись 13" o:spid="_x0000_s1032" type="#_x0000_t202" style="position:absolute;left:0;text-align:left;margin-left:-4.5pt;margin-top:412.35pt;width:496.1pt;height:.05pt;z-index:251672576;visibility:visible;mso-wrap-style:square;mso-wrap-distance-left:9pt;mso-wrap-distance-top:0;mso-wrap-distance-right:9pt;mso-wrap-distance-bottom:0;mso-position-horizontal:absolute;mso-position-horizontal-relative:text;mso-position-vertical:absolute;mso-position-vertical-relative:text;v-text-anchor:top" o:gfxdata="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" stroked="f">
                 <v:textbox style="mso-fit-shape-to-text:t" inset="0,0,0,0">
                   <w:txbxContent>
                     <w:p>
@@ -4507,8 +4998,9 @@
                           <w:color w:val="auto"/>
                           <w:sz w:val="28"/>
                           <w:szCs w:val="28"/>
+                          <w:lang w:val="ru-RU"/>
                         </w:rPr>
-                        <w:t>6</w:t>
+                        <w:t>7</w:t>
                       </w:r>
                       <w:r>
                         <w:rPr>
@@ -4571,7 +5063,7 @@
                     <pic:cNvPicPr/>
                   </pic:nvPicPr>
                   <pic:blipFill>
-                    <a:blip r:embed="rId11">
+                    <a:blip r:embed="rId12">
                       <a:extLst>
                         <a:ext uri="{28A0092B-C50C-407E-A947-70E740481C1C}">
                           <a14:useLocalDpi xmlns:a14="http://schemas.microsoft.com/office/drawing/2010/main" val="0"/>
@@ -4771,6 +5263,7 @@
       <w:r>
         <w:rPr>
           <w:noProof/>
+          <w:lang w:val="ru-RU" w:eastAsia="ru-RU"/>
         </w:rPr>
         <w:lastRenderedPageBreak/>
         <mc:AlternateContent>
@@ -4917,7 +5410,7 @@
                                 <w:szCs w:val="28"/>
                                 <w:lang w:val="ru-RU"/>
                               </w:rPr>
-                              <w:t>7</w:t>
+                              <w:t>8</w:t>
                             </w:r>
                             <w:r>
                               <w:rPr>
@@ -4957,7 +5450,7 @@
           </mc:Choice>
           <mc:Fallback>
             <w:pict>
-              <v:shape w14:anchorId="7442D5F9" id="Надпись 14" o:spid="_x0000_s1032" type="#_x0000_t202" style="position:absolute;left:0;text-align:left;margin-left:-33.9pt;margin-top:120.6pt;width:545.2pt;height:.05pt;z-index:251675648;visibility:visible;mso-wrap-style:square;mso-wrap-distance-left:9pt;mso-wrap-distance-top:0;mso-wrap-distance-right:9pt;mso-wrap-distance-bottom:0;mso-position-horizontal:absolute;mso-position-horizontal-relative:text;mso-position-vertical:absolute;mso-position-vertical-relative:text;v-text-anchor:top" o:gfxdata="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" stroked="f">
+              <v:shape w14:anchorId="7442D5F9" id="Надпись 14" o:spid="_x0000_s1033" type="#_x0000_t202" style="position:absolute;left:0;text-align:left;margin-left:-33.9pt;margin-top:120.6pt;width:545.2pt;height:.05pt;z-index:251675648;visibility:visible;mso-wrap-style:square;mso-wrap-distance-left:9pt;mso-wrap-distance-top:0;mso-wrap-distance-right:9pt;mso-wrap-distance-bottom:0;mso-position-horizontal:absolute;mso-position-horizontal-relative:text;mso-position-vertical:absolute;mso-position-vertical-relative:text;v-text-anchor:top" o:gfxdata="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" stroked="f">
                 <v:textbox style="mso-fit-shape-to-text:t" inset="0,0,0,0">
                   <w:txbxContent>
                     <w:p>
@@ -5067,7 +5560,7 @@
                           <w:szCs w:val="28"/>
                           <w:lang w:val="ru-RU"/>
                         </w:rPr>
-                        <w:t>7</w:t>
+                        <w:t>8</w:t>
                       </w:r>
                       <w:r>
                         <w:rPr>
@@ -5103,8 +5596,9 @@
         <w:rPr>
           <w:rFonts w:ascii="Times New Roman" w:eastAsia="Times New Roman" w:hAnsi="Times New Roman" w:cs="Times New Roman"/>
           <w:b/>
-          <w:sz w:val="28"/>
-          <w:lang w:val="ru-RU"/>
+          <w:noProof/>
+          <w:sz w:val="28"/>
+          <w:lang w:val="ru-RU" w:eastAsia="ru-RU"/>
         </w:rPr>
         <w:drawing>
           <wp:anchor distT="0" distB="0" distL="114300" distR="114300" simplePos="0" relativeHeight="251673600" behindDoc="0" locked="0" layoutInCell="1" allowOverlap="1" wp14:anchorId="65F058BC" wp14:editId="52C2EF98">
@@ -5130,7 +5624,7 @@
                     <pic:cNvPicPr/>
                   </pic:nvPicPr>
                   <pic:blipFill>
-                    <a:blip r:embed="rId12">
+                    <a:blip r:embed="rId13">
                       <a:extLst>
                         <a:ext uri="{28A0092B-C50C-407E-A947-70E740481C1C}">
                           <a14:useLocalDpi xmlns:a14="http://schemas.microsoft.com/office/drawing/2010/main" val="0"/>
@@ -5400,17 +5894,7 @@
           <w:sz w:val="28"/>
           <w:lang w:val="ru-RU"/>
         </w:rPr>
-        <w:t>При подобных сортировках эффективнее иметь более быстрый доступ к элементам для их сравнения</w:t>
-      </w:r>
-      <w:bookmarkStart w:id="0" w:name="_GoBack"/>
-      <w:bookmarkEnd w:id="0"/>
-      <w:r>
-        <w:rPr>
-          <w:rFonts w:ascii="Times New Roman" w:eastAsia="Times New Roman" w:hAnsi="Times New Roman" w:cs="Times New Roman"/>
-          <w:sz w:val="28"/>
-          <w:lang w:val="ru-RU"/>
-        </w:rPr>
-        <w:t>, чем иметь возможность быстро выполнять операции вставки и удаления.</w:t>
+        <w:t>При подобных сортировках эффективнее иметь более быстрый доступ к элементам для их сравнения, чем иметь возможность быстро выполнять операции вставки и удаления.</w:t>
       </w:r>
     </w:p>
     <w:sectPr>
@@ -17685,7 +18169,7 @@
 </file>
 
 <file path=customXml/itemProps1.xml><?xml version="1.0" encoding="utf-8"?>
-<ds:datastoreItem xmlns:ds="http://schemas.openxmlformats.org/officeDocument/2006/customXml" ds:itemID="{0DAB3905-BAF9-4269-A51A-F5AD0553926C}">
+<ds:datastoreItem xmlns:ds="http://schemas.openxmlformats.org/officeDocument/2006/customXml" ds:itemID="{15D7E0D3-59B1-49C5-B6DB-865AC6B13DC2}">
   <ds:schemaRefs>
     <ds:schemaRef ds:uri="http://schemas.openxmlformats.org/officeDocument/2006/bibliography"/>
   </ds:schemaRefs>
